--- a/assets/templates/contract_order_template.docx
+++ b/assets/templates/contract_order_template.docx
@@ -1610,6 +1610,15 @@
             <w:r>
               <w:rPr>
                 <w:rFonts w:ascii="TH SarabunIT๙" w:eastAsia="Times New Roman" w:hAnsi="TH SarabunIT๙" w:cs="TH SarabunIT๙"/>
+                <w:sz w:val="2"/>
+                <w:szCs w:val="2"/>
+                <w:vanish/>
+              </w:rPr>
+              <w:t>{{if:single_inspector_only}}</w:t>
+            </w:r>
+            <w:r>
+              <w:rPr>
+                <w:rFonts w:ascii="TH SarabunIT๙" w:eastAsia="Times New Roman" w:hAnsi="TH SarabunIT๙" w:cs="TH SarabunIT๙"/>
                 <w:sz w:val="32"/>
                 <w:szCs w:val="32"/>
               </w:rPr>
@@ -1713,11 +1722,28 @@
             <w:r>
               <w:rPr>
                 <w:rFonts w:ascii="TH SarabunIT๙" w:eastAsia="Times New Roman" w:hAnsi="TH SarabunIT๙" w:cs="TH SarabunIT๙"/>
+                <w:sz w:val="2"/>
+                <w:szCs w:val="2"/>
+                <w:vanish/>
+              </w:rPr>
+              <w:t>{{endif:single_inspector_only}}</w:t>
+            </w:r>
+            <w:r>
+              <w:rPr>
+                <w:rFonts w:ascii="TH SarabunIT๙" w:eastAsia="Times New Roman" w:hAnsi="TH SarabunIT๙" w:cs="TH SarabunIT๙"/>
+                <w:sz w:val="2"/>
+                <w:szCs w:val="2"/>
+                <w:vanish/>
+              </w:rPr>
+              <w:t>{{if:committee_only}}</w:t>
+            </w:r>
+            <w:r>
+              <w:rPr>
+                <w:rFonts w:ascii="TH SarabunIT๙" w:eastAsia="Times New Roman" w:hAnsi="TH SarabunIT๙" w:cs="TH SarabunIT๙"/>
                 <w:color w:val="0000FF"/>
                 <w:sz w:val="32"/>
                 <w:szCs w:val="32"/>
               </w:rPr>
-              <w:br/>
               <w:t>               </w:t>
             </w:r>
             <w:r>
@@ -1739,6 +1765,15 @@
                 <w:szCs w:val="32"/>
               </w:rPr>
               <w:t>{{inspector_title_group}}</w:t>
+            </w:r>
+            <w:r>
+              <w:rPr>
+                <w:rFonts w:ascii="TH SarabunIT๙" w:eastAsia="Times New Roman" w:hAnsi="TH SarabunIT๙" w:cs="TH SarabunIT๙"/>
+                <w:sz w:val="2"/>
+                <w:szCs w:val="2"/>
+                <w:vanish/>
+              </w:rPr>
+              <w:t>{{endif:committee_only}}</w:t>
             </w:r>
           </w:p>
           <w:p>

--- a/assets/templates/contract_order_template.docx
+++ b/assets/templates/contract_order_template.docx
@@ -4227,6 +4227,23 @@
                 <w:p>
                   <w:pPr>
                     <w:spacing w:after="0" w:line="240" w:lineRule="auto"/>
+                    <w:rPr>
+                      <w:vanish/>
+                    </w:rPr>
+                  </w:pPr>
+                  <w:r>
+                    <w:rPr>
+                      <w:rFonts w:ascii="TH SarabunIT๙" w:eastAsia="Times New Roman" w:hAnsi="TH SarabunIT๙" w:cs="TH SarabunIT๙"/>
+                      <w:vanish/>
+                      <w:sz w:val="2"/>
+                      <w:szCs w:val="2"/>
+                    </w:rPr>
+                    <w:t>{{if:has_inspector_2}}</w:t>
+                  </w:r>
+                </w:p>
+                <w:p>
+                  <w:pPr>
+                    <w:spacing w:after="0" w:line="240" w:lineRule="auto"/>
                     <w:ind w:left="390"/>
                     <w:rPr>
                       <w:rFonts w:ascii="TH SarabunIT๙" w:eastAsia="Times New Roman" w:hAnsi="TH SarabunIT๙" w:cs="TH SarabunIT๙"/>
@@ -4382,123 +4399,21 @@
                     <w:t>{{inspector_2_pos}}</w:t>
                   </w:r>
                 </w:p>
-              </w:tc>
-            </w:tr>
-            <w:tr>
-              <w:trPr>
-                <w:jc w:val="center"/>
-              </w:trPr>
-              <w:tc>
-                <w:tcPr>
-                  <w:tcW w:w="600" w:type="pct"/>
-                  <w:tcBorders>
-                    <w:top w:val="nil"/>
-                    <w:left w:val="nil"/>
-                    <w:bottom w:val="nil"/>
-                    <w:right w:val="nil"/>
-                  </w:tcBorders>
-                  <w:vAlign w:val="center"/>
-                  <w:hideMark/>
-                </w:tcPr>
                 <w:p>
                   <w:pPr>
                     <w:spacing w:after="0" w:line="240" w:lineRule="auto"/>
                     <w:rPr>
-                      <w:rFonts w:ascii="TH SarabunIT๙" w:eastAsia="Times New Roman" w:hAnsi="TH SarabunIT๙" w:cs="TH SarabunIT๙"/>
-                      <w:sz w:val="32"/>
-                      <w:szCs w:val="32"/>
+                      <w:vanish/>
                     </w:rPr>
                   </w:pPr>
                   <w:r>
                     <w:rPr>
                       <w:rFonts w:ascii="TH SarabunIT๙" w:eastAsia="Times New Roman" w:hAnsi="TH SarabunIT๙" w:cs="TH SarabunIT๙"/>
-                      <w:sz w:val="32"/>
-                      <w:szCs w:val="32"/>
-                    </w:rPr>
-                    <w:t> </w:t>
-                  </w:r>
-                </w:p>
-              </w:tc>
-              <w:tc>
-                <w:tcPr>
-                  <w:tcW w:w="2400" w:type="pct"/>
-                  <w:tcBorders>
-                    <w:top w:val="nil"/>
-                    <w:left w:val="nil"/>
-                    <w:bottom w:val="nil"/>
-                    <w:right w:val="nil"/>
-                  </w:tcBorders>
-                  <w:vAlign w:val="center"/>
-                  <w:hideMark/>
-                </w:tcPr>
-                <w:p>
-                  <w:pPr>
-                    <w:spacing w:after="0" w:line="240" w:lineRule="auto"/>
-                    <w:ind w:left="390"/>
-                    <w:rPr>
-                      <w:rFonts w:ascii="TH SarabunIT๙" w:eastAsia="Times New Roman" w:hAnsi="TH SarabunIT๙" w:cs="TH SarabunIT๙"/>
-                      <w:sz w:val="32"/>
-                      <w:szCs w:val="32"/>
-                      <w:cs/>
-                    </w:rPr>
-                  </w:pPr>
-                  <w:r>
-                    <w:rPr>
-                      <w:rFonts w:ascii="TH SarabunIT๙" w:eastAsia="Times New Roman" w:hAnsi="TH SarabunIT๙" w:cs="TH SarabunIT๙"/>
-                      <w:sz w:val="32"/>
-                      <w:szCs w:val="32"/>
-                      <w:cs/>
-                    </w:rPr>
-                    <w:t>๓.</w:t>
-                  </w:r>
-                  <w:r>
-                    <w:rPr>
-                      <w:rFonts w:ascii="TH SarabunIT๙" w:eastAsia="Times New Roman" w:hAnsi="TH SarabunIT๙" w:cs="TH SarabunIT๙"/>
-                      <w:sz w:val="32"/>
-                      <w:szCs w:val="32"/>
-                    </w:rPr>
-                    <w:t> </w:t>
-                  </w:r>
-                  <w:r>
-                    <w:rPr>
-                      <w:rFonts w:ascii="TH SarabunIT๙" w:eastAsia="Times New Roman" w:hAnsi="TH SarabunIT๙" w:cs="TH SarabunIT๙"/>
-                      <w:noProof/>
-                      <w:sz w:val="32"/>
-                      <w:szCs w:val="32"/>
-                    </w:rPr>
-                    <w:t>{{inspector_3}}</w:t>
-                  </w:r>
-                </w:p>
-              </w:tc>
-              <w:tc>
-                <w:tcPr>
-                  <w:tcW w:w="2000" w:type="pct"/>
-                  <w:tcBorders>
-                    <w:top w:val="nil"/>
-                    <w:left w:val="nil"/>
-                    <w:bottom w:val="nil"/>
-                    <w:right w:val="nil"/>
-                  </w:tcBorders>
-                  <w:vAlign w:val="center"/>
-                  <w:hideMark/>
-                </w:tcPr>
-                <w:p>
-                  <w:pPr>
-                    <w:spacing w:after="0" w:line="240" w:lineRule="auto"/>
-                    <w:rPr>
-                      <w:rFonts w:ascii="TH SarabunIT๙" w:eastAsia="Times New Roman" w:hAnsi="TH SarabunIT๙" w:cs="TH SarabunIT๙"/>
-                      <w:sz w:val="32"/>
-                      <w:szCs w:val="32"/>
-                    </w:rPr>
-                  </w:pPr>
-                  <w:r>
-                    <w:rPr>
-                      <w:rFonts w:ascii="TH SarabunIT๙" w:eastAsia="Times New Roman" w:hAnsi="TH SarabunIT๙" w:cs="TH SarabunIT๙"/>
-                      <w:sz w:val="32"/>
-                      <w:szCs w:val="32"/>
-                      <w:cs/>
-                    </w:rPr>
-                    <w:t>กรรมการ</w:t>
+                      <w:vanish/>
+                      <w:sz w:val="2"/>
+                      <w:szCs w:val="2"/>
+                    </w:rPr>
+                    <w:t>{{endif:has_inspector_2}}</w:t>
                   </w:r>
                 </w:p>
               </w:tc>
@@ -4540,6 +4455,142 @@
               </w:tc>
               <w:tc>
                 <w:tcPr>
+                  <w:tcW w:w="2400" w:type="pct"/>
+                  <w:tcBorders>
+                    <w:top w:val="nil"/>
+                    <w:left w:val="nil"/>
+                    <w:bottom w:val="nil"/>
+                    <w:right w:val="nil"/>
+                  </w:tcBorders>
+                  <w:vAlign w:val="center"/>
+                  <w:hideMark/>
+                </w:tcPr>
+                <w:p>
+                  <w:pPr>
+                    <w:spacing w:after="0" w:line="240" w:lineRule="auto"/>
+                    <w:rPr>
+                      <w:vanish/>
+                    </w:rPr>
+                  </w:pPr>
+                  <w:r>
+                    <w:rPr>
+                      <w:rFonts w:ascii="TH SarabunIT๙" w:eastAsia="Times New Roman" w:hAnsi="TH SarabunIT๙" w:cs="TH SarabunIT๙"/>
+                      <w:vanish/>
+                      <w:sz w:val="2"/>
+                      <w:szCs w:val="2"/>
+                    </w:rPr>
+                    <w:t>{{if:has_inspector_3}}</w:t>
+                  </w:r>
+                </w:p>
+                <w:p>
+                  <w:pPr>
+                    <w:spacing w:after="0" w:line="240" w:lineRule="auto"/>
+                    <w:ind w:left="390"/>
+                    <w:rPr>
+                      <w:rFonts w:ascii="TH SarabunIT๙" w:eastAsia="Times New Roman" w:hAnsi="TH SarabunIT๙" w:cs="TH SarabunIT๙"/>
+                      <w:sz w:val="32"/>
+                      <w:szCs w:val="32"/>
+                      <w:cs/>
+                    </w:rPr>
+                  </w:pPr>
+                  <w:r>
+                    <w:rPr>
+                      <w:rFonts w:ascii="TH SarabunIT๙" w:eastAsia="Times New Roman" w:hAnsi="TH SarabunIT๙" w:cs="TH SarabunIT๙"/>
+                      <w:sz w:val="32"/>
+                      <w:szCs w:val="32"/>
+                      <w:cs/>
+                    </w:rPr>
+                    <w:t>๓.</w:t>
+                  </w:r>
+                  <w:r>
+                    <w:rPr>
+                      <w:rFonts w:ascii="TH SarabunIT๙" w:eastAsia="Times New Roman" w:hAnsi="TH SarabunIT๙" w:cs="TH SarabunIT๙"/>
+                      <w:sz w:val="32"/>
+                      <w:szCs w:val="32"/>
+                    </w:rPr>
+                    <w:t> </w:t>
+                  </w:r>
+                  <w:r>
+                    <w:rPr>
+                      <w:rFonts w:ascii="TH SarabunIT๙" w:eastAsia="Times New Roman" w:hAnsi="TH SarabunIT๙" w:cs="TH SarabunIT๙"/>
+                      <w:noProof/>
+                      <w:sz w:val="32"/>
+                      <w:szCs w:val="32"/>
+                    </w:rPr>
+                    <w:t>{{inspector_3}}</w:t>
+                  </w:r>
+                </w:p>
+              </w:tc>
+              <w:tc>
+                <w:tcPr>
+                  <w:tcW w:w="2000" w:type="pct"/>
+                  <w:tcBorders>
+                    <w:top w:val="nil"/>
+                    <w:left w:val="nil"/>
+                    <w:bottom w:val="nil"/>
+                    <w:right w:val="nil"/>
+                  </w:tcBorders>
+                  <w:vAlign w:val="center"/>
+                  <w:hideMark/>
+                </w:tcPr>
+                <w:p>
+                  <w:pPr>
+                    <w:spacing w:after="0" w:line="240" w:lineRule="auto"/>
+                    <w:rPr>
+                      <w:rFonts w:ascii="TH SarabunIT๙" w:eastAsia="Times New Roman" w:hAnsi="TH SarabunIT๙" w:cs="TH SarabunIT๙"/>
+                      <w:sz w:val="32"/>
+                      <w:szCs w:val="32"/>
+                    </w:rPr>
+                  </w:pPr>
+                  <w:r>
+                    <w:rPr>
+                      <w:rFonts w:ascii="TH SarabunIT๙" w:eastAsia="Times New Roman" w:hAnsi="TH SarabunIT๙" w:cs="TH SarabunIT๙"/>
+                      <w:sz w:val="32"/>
+                      <w:szCs w:val="32"/>
+                      <w:cs/>
+                    </w:rPr>
+                    <w:t>กรรมการ</w:t>
+                  </w:r>
+                </w:p>
+              </w:tc>
+            </w:tr>
+            <w:tr>
+              <w:trPr>
+                <w:jc w:val="center"/>
+              </w:trPr>
+              <w:tc>
+                <w:tcPr>
+                  <w:tcW w:w="600" w:type="pct"/>
+                  <w:tcBorders>
+                    <w:top w:val="nil"/>
+                    <w:left w:val="nil"/>
+                    <w:bottom w:val="nil"/>
+                    <w:right w:val="nil"/>
+                  </w:tcBorders>
+                  <w:vAlign w:val="center"/>
+                  <w:hideMark/>
+                </w:tcPr>
+                <w:p>
+                  <w:pPr>
+                    <w:spacing w:after="0" w:line="240" w:lineRule="auto"/>
+                    <w:rPr>
+                      <w:rFonts w:ascii="TH SarabunIT๙" w:eastAsia="Times New Roman" w:hAnsi="TH SarabunIT๙" w:cs="TH SarabunIT๙"/>
+                      <w:sz w:val="32"/>
+                      <w:szCs w:val="32"/>
+                    </w:rPr>
+                  </w:pPr>
+                  <w:r>
+                    <w:rPr>
+                      <w:rFonts w:ascii="TH SarabunIT๙" w:eastAsia="Times New Roman" w:hAnsi="TH SarabunIT๙" w:cs="TH SarabunIT๙"/>
+                      <w:sz w:val="32"/>
+                      <w:szCs w:val="32"/>
+                    </w:rPr>
+                    <w:t> </w:t>
+                  </w:r>
+                </w:p>
+              </w:tc>
+              <w:tc>
+                <w:tcPr>
                   <w:tcW w:w="4400" w:type="pct"/>
                   <w:gridSpan w:val="2"/>
                   <w:tcBorders>
@@ -4603,6 +4654,23 @@
                       <w:szCs w:val="32"/>
                     </w:rPr>
                     <w:t>{{inspector_3_pos}}</w:t>
+                  </w:r>
+                </w:p>
+                <w:p>
+                  <w:pPr>
+                    <w:spacing w:after="0" w:line="240" w:lineRule="auto"/>
+                    <w:rPr>
+                      <w:vanish/>
+                    </w:rPr>
+                  </w:pPr>
+                  <w:r>
+                    <w:rPr>
+                      <w:rFonts w:ascii="TH SarabunIT๙" w:eastAsia="Times New Roman" w:hAnsi="TH SarabunIT๙" w:cs="TH SarabunIT๙"/>
+                      <w:vanish/>
+                      <w:sz w:val="2"/>
+                      <w:szCs w:val="2"/>
+                    </w:rPr>
+                    <w:t>{{endif:has_inspector_3}}</w:t>
                   </w:r>
                 </w:p>
               </w:tc>

--- a/assets/templates/contract_order_template.docx
+++ b/assets/templates/contract_order_template.docx
@@ -67,7 +67,6 @@
                       <w:sz w:val="32"/>
                       <w:szCs w:val="32"/>
                     </w:rPr>
-                    <w:lastRenderedPageBreak/>
                     <w:drawing>
                       <wp:inline distT="0" distB="0" distL="0" distR="0" wp14:anchorId="06DE171A" wp14:editId="112900BD">
                         <wp:extent cx="764934" cy="838200"/>
@@ -86,7 +85,7 @@
                                 </pic:cNvPicPr>
                               </pic:nvPicPr>
                               <pic:blipFill>
-                                <a:blip r:embed="rId9">
+                                <a:blip r:embed="rId6">
                                   <a:extLst>
                                     <a:ext uri="{28A0092B-C50C-407E-A947-70E740481C1C}">
                                       <a14:useLocalDpi xmlns:a14="http://schemas.microsoft.com/office/drawing/2010/main" val="0"/>
@@ -264,25 +263,7 @@
                       <w:sz w:val="32"/>
                       <w:szCs w:val="32"/>
                     </w:rPr>
-                    <w:t>{{</w:t>
-                  </w:r>
-                  <w:proofErr w:type="spellStart"/>
-                  <w:r>
-                    <w:rPr>
-                      <w:rFonts w:ascii="TH SarabunIT๙" w:eastAsia="Times New Roman" w:hAnsi="TH SarabunIT๙" w:cs="TH SarabunIT๙"/>
-                      <w:sz w:val="32"/>
-                      <w:szCs w:val="32"/>
-                    </w:rPr>
-                    <w:t>school_name</w:t>
-                  </w:r>
-                  <w:proofErr w:type="spellEnd"/>
-                  <w:r>
-                    <w:rPr>
-                      <w:rFonts w:ascii="TH SarabunIT๙" w:eastAsia="Times New Roman" w:hAnsi="TH SarabunIT๙" w:cs="TH SarabunIT๙"/>
-                      <w:sz w:val="32"/>
-                      <w:szCs w:val="32"/>
-                    </w:rPr>
-                    <w:t>}}</w:t>
+                    <w:t>{{school_name}}</w:t>
                   </w:r>
                 </w:p>
               </w:tc>
@@ -839,25 +820,7 @@
                 <w:sz w:val="32"/>
                 <w:szCs w:val="32"/>
               </w:rPr>
-              <w:t>{{</w:t>
-            </w:r>
-            <w:proofErr w:type="spellStart"/>
-            <w:r>
-              <w:rPr>
-                <w:rFonts w:ascii="TH SarabunIT๙" w:eastAsia="Times New Roman" w:hAnsi="TH SarabunIT๙" w:cs="TH SarabunIT๙"/>
-                <w:sz w:val="32"/>
-                <w:szCs w:val="32"/>
-              </w:rPr>
-              <w:t>school_name</w:t>
-            </w:r>
-            <w:proofErr w:type="spellEnd"/>
-            <w:r>
-              <w:rPr>
-                <w:rFonts w:ascii="TH SarabunIT๙" w:eastAsia="Times New Roman" w:hAnsi="TH SarabunIT๙" w:cs="TH SarabunIT๙"/>
-                <w:sz w:val="32"/>
-                <w:szCs w:val="32"/>
-              </w:rPr>
-              <w:t>}}</w:t>
+              <w:t>{{school_name}}</w:t>
             </w:r>
             <w:r>
               <w:rPr>
@@ -907,25 +870,7 @@
                 <w:sz w:val="32"/>
                 <w:szCs w:val="32"/>
               </w:rPr>
-              <w:t>{{</w:t>
-            </w:r>
-            <w:proofErr w:type="spellStart"/>
-            <w:r>
-              <w:rPr>
-                <w:rFonts w:ascii="TH SarabunIT๙" w:eastAsia="Times New Roman" w:hAnsi="TH SarabunIT๙" w:cs="TH SarabunIT๙"/>
-                <w:sz w:val="32"/>
-                <w:szCs w:val="32"/>
-              </w:rPr>
-              <w:t>school_name</w:t>
-            </w:r>
-            <w:proofErr w:type="spellEnd"/>
-            <w:r>
-              <w:rPr>
-                <w:rFonts w:ascii="TH SarabunIT๙" w:eastAsia="Times New Roman" w:hAnsi="TH SarabunIT๙" w:cs="TH SarabunIT๙"/>
-                <w:sz w:val="32"/>
-                <w:szCs w:val="32"/>
-              </w:rPr>
-              <w:t>}}</w:t>
+              <w:t>{{school_name}}</w:t>
             </w:r>
             <w:r>
               <w:rPr>
@@ -1215,7 +1160,24 @@
                 <w:szCs w:val="32"/>
                 <w:cs/>
               </w:rPr>
-              <w:t xml:space="preserve">เงินนอกงบประมาณจากงบอุดหนุน จำนวน </w:t>
+              <w:t>เงินงบประมาณจาก</w:t>
+            </w:r>
+            <w:r>
+              <w:rPr>
+                <w:rFonts w:ascii="TH SarabunIT๙" w:eastAsia="Times New Roman" w:hAnsi="TH SarabunIT๙" w:cs="TH SarabunIT๙"/>
+                <w:sz w:val="32"/>
+                <w:szCs w:val="32"/>
+              </w:rPr>
+              <w:t>{{fund_type}}</w:t>
+            </w:r>
+            <w:r>
+              <w:rPr>
+                <w:rFonts w:ascii="TH SarabunIT๙" w:eastAsia="Times New Roman" w:hAnsi="TH SarabunIT๙" w:cs="TH SarabunIT๙"/>
+                <w:sz w:val="32"/>
+                <w:szCs w:val="32"/>
+                <w:cs/>
+              </w:rPr>
+              <w:t xml:space="preserve"> จำนวน </w:t>
             </w:r>
             <w:r>
               <w:rPr>
@@ -1356,36 +1318,16 @@
                 <w:sz w:val="32"/>
                 <w:szCs w:val="32"/>
               </w:rPr>
-              <w:t>{{order_type</w:t>
-            </w:r>
-            <w:proofErr w:type="gramStart"/>
-            <w:r>
-              <w:rPr>
-                <w:rFonts w:ascii="TH SarabunIT๙" w:eastAsia="Times New Roman" w:hAnsi="TH SarabunIT๙" w:cs="TH SarabunIT๙"/>
-                <w:noProof/>
-                <w:sz w:val="32"/>
-                <w:szCs w:val="32"/>
-              </w:rPr>
-              <w:t>}}</w:t>
-            </w:r>
-            <w:r>
-              <w:rPr>
-                <w:rFonts w:ascii="TH SarabunIT๙" w:eastAsia="Times New Roman" w:hAnsi="TH SarabunIT๙" w:cs="TH SarabunIT๙"/>
-                <w:sz w:val="32"/>
-                <w:szCs w:val="32"/>
-                <w:cs/>
-              </w:rPr>
-              <w:t>โดยวิธีเฉพาะเจาะจง</w:t>
-            </w:r>
-            <w:proofErr w:type="gramEnd"/>
-            <w:r>
-              <w:rPr>
-                <w:rFonts w:ascii="TH SarabunIT๙" w:eastAsia="Times New Roman" w:hAnsi="TH SarabunIT๙" w:cs="TH SarabunIT๙"/>
-                <w:sz w:val="32"/>
-                <w:szCs w:val="32"/>
-                <w:cs/>
-              </w:rPr>
-              <w:t xml:space="preserve"> เนื่องจากการจัดซื้อจัดจ้างพัสดุที่มีการผลิต จำหน่าย ก่อสร้างหรือให้บริการทั่วไป และมีวงเงินในการจัดซื้อจัดจ้างครั้งหนึ่งไม่เกิน 500,000 บาท ที่กำหนดในกฎกระทรวง</w:t>
+              <w:t>{{order_type}}</w:t>
+            </w:r>
+            <w:r>
+              <w:rPr>
+                <w:rFonts w:ascii="TH SarabunIT๙" w:eastAsia="Times New Roman" w:hAnsi="TH SarabunIT๙" w:cs="TH SarabunIT๙"/>
+                <w:sz w:val="32"/>
+                <w:szCs w:val="32"/>
+                <w:cs/>
+              </w:rPr>
+              <w:t>โดยวิธีเฉพาะเจาะจง เนื่องจากการจัดซื้อจัดจ้างพัสดุที่มีการผลิต จำหน่าย ก่อสร้างหรือให้บริการทั่วไป และมีวงเงินในการจัดซื้อจัดจ้างครั้งหนึ่งไม่เกิน 500,000 บาท ที่กำหนดในกฎกระทรวง</w:t>
             </w:r>
           </w:p>
           <w:p>
@@ -1610,9 +1552,9 @@
             <w:r>
               <w:rPr>
                 <w:rFonts w:ascii="TH SarabunIT๙" w:eastAsia="Times New Roman" w:hAnsi="TH SarabunIT๙" w:cs="TH SarabunIT๙"/>
+                <w:vanish/>
                 <w:sz w:val="2"/>
                 <w:szCs w:val="2"/>
-                <w:vanish/>
               </w:rPr>
               <w:t>{{if:single_inspector_only}}</w:t>
             </w:r>
@@ -1722,20 +1664,20 @@
             <w:r>
               <w:rPr>
                 <w:rFonts w:ascii="TH SarabunIT๙" w:eastAsia="Times New Roman" w:hAnsi="TH SarabunIT๙" w:cs="TH SarabunIT๙"/>
+                <w:vanish/>
                 <w:sz w:val="2"/>
                 <w:szCs w:val="2"/>
+              </w:rPr>
+              <w:t xml:space="preserve">{{endif:single_inspector_only}}</w:t>
+            </w:r>
+            <w:r>
+              <w:rPr>
+                <w:rFonts w:ascii="TH SarabunIT๙" w:eastAsia="Times New Roman" w:hAnsi="TH SarabunIT๙" w:cs="TH SarabunIT๙"/>
                 <w:vanish/>
-              </w:rPr>
-              <w:t>{{endif:single_inspector_only}}</w:t>
-            </w:r>
-            <w:r>
-              <w:rPr>
-                <w:rFonts w:ascii="TH SarabunIT๙" w:eastAsia="Times New Roman" w:hAnsi="TH SarabunIT๙" w:cs="TH SarabunIT๙"/>
                 <w:sz w:val="2"/>
                 <w:szCs w:val="2"/>
-                <w:vanish/>
-              </w:rPr>
-              <w:t>{{if:committee_only}}</w:t>
+              </w:rPr>
+              <w:t xml:space="preserve">{{if:committee_only}}</w:t>
             </w:r>
             <w:r>
               <w:rPr>
@@ -1769,9 +1711,9 @@
             <w:r>
               <w:rPr>
                 <w:rFonts w:ascii="TH SarabunIT๙" w:eastAsia="Times New Roman" w:hAnsi="TH SarabunIT๙" w:cs="TH SarabunIT๙"/>
+                <w:vanish/>
                 <w:sz w:val="2"/>
                 <w:szCs w:val="2"/>
-                <w:vanish/>
               </w:rPr>
               <w:t>{{endif:committee_only}}</w:t>
             </w:r>
@@ -1904,23 +1846,22 @@
                 <w:rFonts w:ascii="TH SarabunIT๙" w:hAnsi="TH SarabunIT๙" w:cs="TH SarabunIT๙"/>
                 <w:szCs w:val="32"/>
               </w:rPr>
-              <w:t>{{</w:t>
-            </w:r>
-            <w:proofErr w:type="spellStart"/>
+              <w:t>{{procurement_officer}}</w:t>
+            </w:r>
             <w:r>
               <w:rPr>
                 <w:rFonts w:ascii="TH SarabunIT๙" w:hAnsi="TH SarabunIT๙" w:cs="TH SarabunIT๙"/>
                 <w:szCs w:val="32"/>
-              </w:rPr>
-              <w:t>procurement_officer</w:t>
-            </w:r>
-            <w:proofErr w:type="spellEnd"/>
+                <w:cs/>
+              </w:rPr>
+              <w:t>)</w:t>
+            </w:r>
             <w:r>
               <w:rPr>
                 <w:rFonts w:ascii="TH SarabunIT๙" w:hAnsi="TH SarabunIT๙" w:cs="TH SarabunIT๙"/>
                 <w:szCs w:val="32"/>
               </w:rPr>
-              <w:t>}}</w:t>
+              <w:tab/>
             </w:r>
             <w:r>
               <w:rPr>
@@ -1928,45 +1869,14 @@
                 <w:szCs w:val="32"/>
                 <w:cs/>
               </w:rPr>
-              <w:t>)</w:t>
+              <w:t>(</w:t>
             </w:r>
             <w:r>
               <w:rPr>
                 <w:rFonts w:ascii="TH SarabunIT๙" w:hAnsi="TH SarabunIT๙" w:cs="TH SarabunIT๙"/>
                 <w:szCs w:val="32"/>
               </w:rPr>
-              <w:tab/>
-            </w:r>
-            <w:r>
-              <w:rPr>
-                <w:rFonts w:ascii="TH SarabunIT๙" w:hAnsi="TH SarabunIT๙" w:cs="TH SarabunIT๙"/>
-                <w:szCs w:val="32"/>
-                <w:cs/>
-              </w:rPr>
-              <w:t>(</w:t>
-            </w:r>
-            <w:r>
-              <w:rPr>
-                <w:rFonts w:ascii="TH SarabunIT๙" w:hAnsi="TH SarabunIT๙" w:cs="TH SarabunIT๙"/>
-                <w:szCs w:val="32"/>
-              </w:rPr>
-              <w:t>{{</w:t>
-            </w:r>
-            <w:proofErr w:type="spellStart"/>
-            <w:r>
-              <w:rPr>
-                <w:rFonts w:ascii="TH SarabunIT๙" w:hAnsi="TH SarabunIT๙" w:cs="TH SarabunIT๙"/>
-                <w:szCs w:val="32"/>
-              </w:rPr>
-              <w:t>procurement_head</w:t>
-            </w:r>
-            <w:proofErr w:type="spellEnd"/>
-            <w:r>
-              <w:rPr>
-                <w:rFonts w:ascii="TH SarabunIT๙" w:hAnsi="TH SarabunIT๙" w:cs="TH SarabunIT๙"/>
-                <w:szCs w:val="32"/>
-              </w:rPr>
-              <w:t>}}</w:t>
+              <w:t>{{procurement_head}}</w:t>
             </w:r>
             <w:r>
               <w:rPr>
@@ -2069,23 +1979,7 @@
                 <w:rFonts w:ascii="TH SarabunIT๙" w:hAnsi="TH SarabunIT๙" w:cs="TH SarabunIT๙"/>
                 <w:szCs w:val="32"/>
               </w:rPr>
-              <w:t>{{</w:t>
-            </w:r>
-            <w:proofErr w:type="spellStart"/>
-            <w:r>
-              <w:rPr>
-                <w:rFonts w:ascii="TH SarabunIT๙" w:hAnsi="TH SarabunIT๙" w:cs="TH SarabunIT๙"/>
-                <w:szCs w:val="32"/>
-              </w:rPr>
-              <w:t>director_name</w:t>
-            </w:r>
-            <w:proofErr w:type="spellEnd"/>
-            <w:r>
-              <w:rPr>
-                <w:rFonts w:ascii="TH SarabunIT๙" w:hAnsi="TH SarabunIT๙" w:cs="TH SarabunIT๙"/>
-                <w:szCs w:val="32"/>
-              </w:rPr>
-              <w:t>}}</w:t>
+              <w:t>{{director_name}}</w:t>
             </w:r>
             <w:r>
               <w:rPr>
@@ -2118,23 +2012,7 @@
                 <w:rFonts w:ascii="TH SarabunIT๙" w:hAnsi="TH SarabunIT๙" w:cs="TH SarabunIT๙"/>
                 <w:szCs w:val="32"/>
               </w:rPr>
-              <w:t>{{</w:t>
-            </w:r>
-            <w:proofErr w:type="spellStart"/>
-            <w:r>
-              <w:rPr>
-                <w:rFonts w:ascii="TH SarabunIT๙" w:hAnsi="TH SarabunIT๙" w:cs="TH SarabunIT๙"/>
-                <w:szCs w:val="32"/>
-              </w:rPr>
-              <w:t>school_name</w:t>
-            </w:r>
-            <w:proofErr w:type="spellEnd"/>
-            <w:r>
-              <w:rPr>
-                <w:rFonts w:ascii="TH SarabunIT๙" w:hAnsi="TH SarabunIT๙" w:cs="TH SarabunIT๙"/>
-                <w:szCs w:val="32"/>
-              </w:rPr>
-              <w:t>}}</w:t>
+              <w:t>{{school_name}}</w:t>
             </w:r>
           </w:p>
           <w:p>
@@ -2242,7 +2120,6 @@
                 <w:szCs w:val="32"/>
                 <w:cs/>
               </w:rPr>
-              <w:lastRenderedPageBreak/>
               <w:t>รายละเอียดแนบท้ายรายงานขอ</w:t>
             </w:r>
             <w:r>
@@ -2310,6 +2187,7 @@
                       <w:cs/>
                       <w:lang w:bidi="th-TH"/>
                     </w:rPr>
+                    <w:lastRenderedPageBreak/>
                     <w:t>ที่</w:t>
                   </w:r>
                 </w:p>
@@ -2924,25 +2802,7 @@
                 <w:sz w:val="32"/>
                 <w:szCs w:val="32"/>
               </w:rPr>
-              <w:t>{{</w:t>
-            </w:r>
-            <w:proofErr w:type="spellStart"/>
-            <w:r>
-              <w:rPr>
-                <w:rFonts w:ascii="TH SarabunIT๙" w:eastAsia="Times New Roman" w:hAnsi="TH SarabunIT๙" w:cs="TH SarabunIT๙"/>
-                <w:sz w:val="32"/>
-                <w:szCs w:val="32"/>
-              </w:rPr>
-              <w:t>procurement_officer</w:t>
-            </w:r>
-            <w:proofErr w:type="spellEnd"/>
-            <w:r>
-              <w:rPr>
-                <w:rFonts w:ascii="TH SarabunIT๙" w:eastAsia="Times New Roman" w:hAnsi="TH SarabunIT๙" w:cs="TH SarabunIT๙"/>
-                <w:sz w:val="32"/>
-                <w:szCs w:val="32"/>
-              </w:rPr>
-              <w:t>}}</w:t>
+              <w:t>{{procurement_officer}}</w:t>
             </w:r>
             <w:r>
               <w:rPr>
@@ -3321,7 +3181,6 @@
                 <w:sz w:val="32"/>
                 <w:szCs w:val="32"/>
               </w:rPr>
-              <w:lastRenderedPageBreak/>
               <w:drawing>
                 <wp:inline distT="0" distB="0" distL="0" distR="0" wp14:anchorId="6D0E004A" wp14:editId="4D2E0879">
                   <wp:extent cx="952500" cy="1038225"/>
@@ -3340,7 +3199,7 @@
                           </pic:cNvPicPr>
                         </pic:nvPicPr>
                         <pic:blipFill>
-                          <a:blip r:embed="rId9">
+                          <a:blip r:embed="rId6">
                             <a:extLst>
                               <a:ext uri="{28A0092B-C50C-407E-A947-70E740481C1C}">
                                 <a14:useLocalDpi xmlns:a14="http://schemas.microsoft.com/office/drawing/2010/main" val="0"/>
@@ -3407,6 +3266,7 @@
                 <w:szCs w:val="32"/>
                 <w:cs/>
               </w:rPr>
+              <w:lastRenderedPageBreak/>
               <w:t>คำสั่ง</w:t>
             </w:r>
             <w:r>
@@ -3438,29 +3298,7 @@
                 <w:sz w:val="32"/>
                 <w:szCs w:val="32"/>
               </w:rPr>
-              <w:t>{{</w:t>
-            </w:r>
-            <w:proofErr w:type="spellStart"/>
-            <w:r>
-              <w:rPr>
-                <w:rFonts w:ascii="TH SarabunIT๙" w:eastAsia="Times New Roman" w:hAnsi="TH SarabunIT๙" w:cs="TH SarabunIT๙"/>
-                <w:b/>
-                <w:bCs/>
-                <w:sz w:val="32"/>
-                <w:szCs w:val="32"/>
-              </w:rPr>
-              <w:t>school_name</w:t>
-            </w:r>
-            <w:proofErr w:type="spellEnd"/>
-            <w:r>
-              <w:rPr>
-                <w:rFonts w:ascii="TH SarabunIT๙" w:eastAsia="Times New Roman" w:hAnsi="TH SarabunIT๙" w:cs="TH SarabunIT๙"/>
-                <w:b/>
-                <w:bCs/>
-                <w:sz w:val="32"/>
-                <w:szCs w:val="32"/>
-              </w:rPr>
-              <w:t>}}</w:t>
+              <w:t>{{school_name}}</w:t>
             </w:r>
           </w:p>
         </w:tc>
@@ -3519,31 +3357,7 @@
                 <w:sz w:val="32"/>
                 <w:szCs w:val="32"/>
               </w:rPr>
-              <w:t>{{</w:t>
-            </w:r>
-            <w:proofErr w:type="spellStart"/>
-            <w:r>
-              <w:rPr>
-                <w:rFonts w:ascii="TH SarabunIT๙" w:eastAsia="Times New Roman" w:hAnsi="TH SarabunIT๙" w:cs="TH SarabunIT๙"/>
-                <w:b/>
-                <w:bCs/>
-                <w:noProof/>
-                <w:sz w:val="32"/>
-                <w:szCs w:val="32"/>
-              </w:rPr>
-              <w:t>order_number</w:t>
-            </w:r>
-            <w:proofErr w:type="spellEnd"/>
-            <w:r>
-              <w:rPr>
-                <w:rFonts w:ascii="TH SarabunIT๙" w:eastAsia="Times New Roman" w:hAnsi="TH SarabunIT๙" w:cs="TH SarabunIT๙"/>
-                <w:b/>
-                <w:bCs/>
-                <w:noProof/>
-                <w:sz w:val="32"/>
-                <w:szCs w:val="32"/>
-              </w:rPr>
-              <w:t>}}</w:t>
+              <w:t>{{order_number}}</w:t>
             </w:r>
           </w:p>
         </w:tc>
@@ -3735,25 +3549,7 @@
                 <w:sz w:val="32"/>
                 <w:szCs w:val="32"/>
               </w:rPr>
-              <w:t>{{</w:t>
-            </w:r>
-            <w:proofErr w:type="spellStart"/>
-            <w:r>
-              <w:rPr>
-                <w:rFonts w:ascii="TH SarabunIT๙" w:eastAsia="Times New Roman" w:hAnsi="TH SarabunIT๙" w:cs="TH SarabunIT๙"/>
-                <w:sz w:val="32"/>
-                <w:szCs w:val="32"/>
-              </w:rPr>
-              <w:t>school_name</w:t>
-            </w:r>
-            <w:proofErr w:type="spellEnd"/>
-            <w:r>
-              <w:rPr>
-                <w:rFonts w:ascii="TH SarabunIT๙" w:eastAsia="Times New Roman" w:hAnsi="TH SarabunIT๙" w:cs="TH SarabunIT๙"/>
-                <w:sz w:val="32"/>
-                <w:szCs w:val="32"/>
-              </w:rPr>
-              <w:t>}}</w:t>
+              <w:t>{{school_name}}</w:t>
             </w:r>
             <w:r>
               <w:rPr>
@@ -3831,27 +3627,7 @@
                 <w:sz w:val="32"/>
                 <w:szCs w:val="32"/>
               </w:rPr>
-              <w:t>{{</w:t>
-            </w:r>
-            <w:proofErr w:type="spellStart"/>
-            <w:r>
-              <w:rPr>
-                <w:rFonts w:ascii="TH SarabunIT๙" w:eastAsia="Times New Roman" w:hAnsi="TH SarabunIT๙" w:cs="TH SarabunIT๙"/>
-                <w:noProof/>
-                <w:sz w:val="32"/>
-                <w:szCs w:val="32"/>
-              </w:rPr>
-              <w:t>inspector_title_group</w:t>
-            </w:r>
-            <w:proofErr w:type="spellEnd"/>
-            <w:r>
-              <w:rPr>
-                <w:rFonts w:ascii="TH SarabunIT๙" w:eastAsia="Times New Roman" w:hAnsi="TH SarabunIT๙" w:cs="TH SarabunIT๙"/>
-                <w:noProof/>
-                <w:sz w:val="32"/>
-                <w:szCs w:val="32"/>
-              </w:rPr>
-              <w:t>}}</w:t>
+              <w:t>{{inspector_title_group}}</w:t>
             </w:r>
             <w:r>
               <w:rPr>
@@ -5005,25 +4781,7 @@
                       <w:sz w:val="32"/>
                       <w:szCs w:val="32"/>
                     </w:rPr>
-                    <w:t>{{</w:t>
-                  </w:r>
-                  <w:proofErr w:type="spellStart"/>
-                  <w:r>
-                    <w:rPr>
-                      <w:rFonts w:ascii="TH SarabunIT๙" w:hAnsi="TH SarabunIT๙" w:cs="TH SarabunIT๙"/>
-                      <w:sz w:val="32"/>
-                      <w:szCs w:val="32"/>
-                    </w:rPr>
-                    <w:t>director_name</w:t>
-                  </w:r>
-                  <w:proofErr w:type="spellEnd"/>
-                  <w:r>
-                    <w:rPr>
-                      <w:rFonts w:ascii="TH SarabunIT๙" w:hAnsi="TH SarabunIT๙" w:cs="TH SarabunIT๙"/>
-                      <w:sz w:val="32"/>
-                      <w:szCs w:val="32"/>
-                    </w:rPr>
-                    <w:t>}}</w:t>
+                    <w:t>{{director_name}}</w:t>
                   </w:r>
                   <w:r>
                     <w:rPr>
@@ -5078,27 +4836,7 @@
                       <w:szCs w:val="32"/>
                       <w:bdr w:val="none" w:sz="0" w:space="0" w:color="auto" w:frame="1"/>
                     </w:rPr>
-                    <w:t>{{</w:t>
-                  </w:r>
-                  <w:proofErr w:type="spellStart"/>
-                  <w:r>
-                    <w:rPr>
-                      <w:rFonts w:ascii="TH SarabunIT๙" w:eastAsia="Times New Roman" w:hAnsi="TH SarabunIT๙" w:cs="TH SarabunIT๙"/>
-                      <w:sz w:val="32"/>
-                      <w:szCs w:val="32"/>
-                      <w:bdr w:val="none" w:sz="0" w:space="0" w:color="auto" w:frame="1"/>
-                    </w:rPr>
-                    <w:t>school_name</w:t>
-                  </w:r>
-                  <w:proofErr w:type="spellEnd"/>
-                  <w:r>
-                    <w:rPr>
-                      <w:rFonts w:ascii="TH SarabunIT๙" w:eastAsia="Times New Roman" w:hAnsi="TH SarabunIT๙" w:cs="TH SarabunIT๙"/>
-                      <w:sz w:val="32"/>
-                      <w:szCs w:val="32"/>
-                      <w:bdr w:val="none" w:sz="0" w:space="0" w:color="auto" w:frame="1"/>
-                    </w:rPr>
-                    <w:t>}}</w:t>
+                    <w:t>{{school_name}}</w:t>
                   </w:r>
                 </w:p>
               </w:tc>
@@ -5197,6 +4935,7 @@
         </w:tc>
       </w:tr>
     </w:tbl>
+    <w:p/>
     <w:sectPr>
       <w:pgSz w:w="11906" w:h="16838"/>
       <w:pgMar w:top="810" w:right="1133" w:bottom="426" w:left="1440" w:header="708" w:footer="708" w:gutter="0"/>
@@ -6738,7 +6477,6 @@
   <w:style w:type="character" w:default="1" w:styleId="a0">
     <w:name w:val="Default Paragraph Font"/>
     <w:uiPriority w:val="1"/>
-    <w:semiHidden/>
     <w:unhideWhenUsed/>
   </w:style>
   <w:style w:type="table" w:default="1" w:styleId="a1">

--- a/assets/templates/contract_order_template.docx
+++ b/assets/templates/contract_order_template.docx
@@ -4,9 +4,10 @@
   <w:body>
     <w:tbl>
       <w:tblPr>
-        <w:tblW w:w="10306" w:type="dxa"/>
+        <w:tblW w:w="9200" w:type="dxa"/>
         <w:jc w:val="center"/>
         <w:shd w:val="clear" w:color="auto" w:fill="F1F1F1"/>
+        <w:tblLayout w:type="fixed"/>
         <w:tblCellMar>
           <w:left w:w="0" w:type="dxa"/>
           <w:right w:w="0" w:type="dxa"/>
@@ -14,10 +15,10 @@
         <w:tblLook w:val="04A0" w:firstRow="1" w:lastRow="0" w:firstColumn="1" w:lastColumn="0" w:noHBand="0" w:noVBand="1"/>
       </w:tblPr>
       <w:tblGrid>
-        <w:gridCol w:w="10306"/>
-        <w:gridCol w:w="6"/>
-        <w:gridCol w:w="6"/>
-        <w:gridCol w:w="6"/>
+        <w:gridCol w:w="9140"/>
+        <w:gridCol w:w="20"/>
+        <w:gridCol w:w="20"/>
+        <w:gridCol w:w="20"/>
       </w:tblGrid>
       <w:tr>
         <w:trPr>
@@ -25,7 +26,7 @@
         </w:trPr>
         <w:tc>
           <w:tcPr>
-            <w:tcW w:w="0" w:type="auto"/>
+            <w:tcW w:w="9215" w:type="dxa"/>
             <w:gridSpan w:val="4"/>
             <w:shd w:val="clear" w:color="auto" w:fill="FFFFFF" w:themeFill="background1"/>
             <w:vAlign w:val="center"/>
@@ -34,6 +35,7 @@
           <w:tbl>
             <w:tblPr>
               <w:tblW w:w="5000" w:type="pct"/>
+              <w:tblLayout w:type="fixed"/>
               <w:tblCellMar>
                 <w:left w:w="0" w:type="dxa"/>
                 <w:right w:w="0" w:type="dxa"/>
@@ -41,13 +43,13 @@
               <w:tblLook w:val="04A0" w:firstRow="1" w:lastRow="0" w:firstColumn="1" w:lastColumn="0" w:noHBand="0" w:noVBand="1"/>
             </w:tblPr>
             <w:tblGrid>
-              <w:gridCol w:w="2900"/>
-              <w:gridCol w:w="7424"/>
+              <w:gridCol w:w="2584"/>
+              <w:gridCol w:w="6616"/>
             </w:tblGrid>
             <w:tr>
               <w:tc>
                 <w:tcPr>
-                  <w:tcW w:w="2709" w:type="dxa"/>
+                  <w:tcW w:w="2418" w:type="dxa"/>
                   <w:vAlign w:val="center"/>
                   <w:hideMark/>
                 </w:tcPr>
@@ -68,7 +70,7 @@
                       <w:szCs w:val="32"/>
                     </w:rPr>
                     <w:drawing>
-                      <wp:inline distT="0" distB="0" distL="0" distR="0" wp14:anchorId="06DE171A" wp14:editId="112900BD">
+                      <wp:inline distT="0" distB="0" distL="0" distR="0" wp14:anchorId="068E697C" wp14:editId="20716702">
                         <wp:extent cx="764934" cy="838200"/>
                         <wp:effectExtent l="0" t="0" r="0" b="0"/>
                         <wp:docPr id="1" name="รูปภาพ 1" descr="https://process3.gprocurement.go.th/EGPRestService/egpmaster/getImagesLogo?filelogo=krut100.gif"/>
@@ -120,7 +122,7 @@
               </w:tc>
               <w:tc>
                 <w:tcPr>
-                  <w:tcW w:w="6936" w:type="dxa"/>
+                  <w:tcW w:w="6192" w:type="dxa"/>
                   <w:vAlign w:val="center"/>
                   <w:hideMark/>
                 </w:tcPr>
@@ -170,7 +172,7 @@
         </w:trPr>
         <w:tc>
           <w:tcPr>
-            <w:tcW w:w="0" w:type="auto"/>
+            <w:tcW w:w="9200" w:type="dxa"/>
             <w:shd w:val="clear" w:color="auto" w:fill="FFFFFF" w:themeFill="background1"/>
             <w:vAlign w:val="center"/>
             <w:hideMark/>
@@ -180,6 +182,7 @@
               <w:tblpPr w:leftFromText="180" w:rightFromText="180" w:vertAnchor="text" w:horzAnchor="margin" w:tblpY="-17"/>
               <w:tblOverlap w:val="never"/>
               <w:tblW w:w="5000" w:type="pct"/>
+              <w:tblLayout w:type="fixed"/>
               <w:tblCellMar>
                 <w:left w:w="0" w:type="dxa"/>
                 <w:right w:w="0" w:type="dxa"/>
@@ -187,8 +190,8 @@
               <w:tblLook w:val="04A0" w:firstRow="1" w:lastRow="0" w:firstColumn="1" w:lastColumn="0" w:noHBand="0" w:noVBand="1"/>
             </w:tblPr>
             <w:tblGrid>
-              <w:gridCol w:w="1418"/>
-              <w:gridCol w:w="8888"/>
+              <w:gridCol w:w="1259"/>
+              <w:gridCol w:w="7881"/>
             </w:tblGrid>
             <w:tr>
               <w:tc>
@@ -263,7 +266,25 @@
                       <w:sz w:val="32"/>
                       <w:szCs w:val="32"/>
                     </w:rPr>
-                    <w:t>{{school_name}}</w:t>
+                    <w:t>{{</w:t>
+                  </w:r>
+                  <w:proofErr w:type="spellStart"/>
+                  <w:r>
+                    <w:rPr>
+                      <w:rFonts w:ascii="TH SarabunIT๙" w:eastAsia="Times New Roman" w:hAnsi="TH SarabunIT๙" w:cs="TH SarabunIT๙"/>
+                      <w:sz w:val="32"/>
+                      <w:szCs w:val="32"/>
+                    </w:rPr>
+                    <w:t>school_name</w:t>
+                  </w:r>
+                  <w:proofErr w:type="spellEnd"/>
+                  <w:r>
+                    <w:rPr>
+                      <w:rFonts w:ascii="TH SarabunIT๙" w:eastAsia="Times New Roman" w:hAnsi="TH SarabunIT๙" w:cs="TH SarabunIT๙"/>
+                      <w:sz w:val="32"/>
+                      <w:szCs w:val="32"/>
+                    </w:rPr>
+                    <w:t>}}</w:t>
                   </w:r>
                 </w:p>
               </w:tc>
@@ -282,7 +303,7 @@
         </w:tc>
         <w:tc>
           <w:tcPr>
-            <w:tcW w:w="0" w:type="auto"/>
+            <w:tcW w:w="5" w:type="dxa"/>
             <w:shd w:val="clear" w:color="auto" w:fill="FFFFFF" w:themeFill="background1"/>
             <w:vAlign w:val="center"/>
             <w:hideMark/>
@@ -300,7 +321,7 @@
         </w:tc>
         <w:tc>
           <w:tcPr>
-            <w:tcW w:w="0" w:type="auto"/>
+            <w:tcW w:w="5" w:type="dxa"/>
             <w:shd w:val="clear" w:color="auto" w:fill="FFFFFF" w:themeFill="background1"/>
             <w:vAlign w:val="center"/>
             <w:hideMark/>
@@ -318,7 +339,7 @@
         </w:tc>
         <w:tc>
           <w:tcPr>
-            <w:tcW w:w="0" w:type="auto"/>
+            <w:tcW w:w="5" w:type="dxa"/>
             <w:shd w:val="clear" w:color="auto" w:fill="FFFFFF" w:themeFill="background1"/>
             <w:vAlign w:val="center"/>
             <w:hideMark/>
@@ -341,14 +362,15 @@
         </w:trPr>
         <w:tc>
           <w:tcPr>
-            <w:tcW w:w="0" w:type="auto"/>
+            <w:tcW w:w="9200" w:type="dxa"/>
             <w:shd w:val="clear" w:color="auto" w:fill="FFFFFF" w:themeFill="background1"/>
             <w:vAlign w:val="center"/>
             <w:hideMark/>
           </w:tcPr>
           <w:tbl>
             <w:tblPr>
-              <w:tblW w:w="10306" w:type="dxa"/>
+              <w:tblW w:w="9200" w:type="dxa"/>
+              <w:tblLayout w:type="fixed"/>
               <w:tblCellMar>
                 <w:left w:w="0" w:type="dxa"/>
                 <w:right w:w="0" w:type="dxa"/>
@@ -356,11 +378,11 @@
               <w:tblLook w:val="04A0" w:firstRow="1" w:lastRow="0" w:firstColumn="1" w:lastColumn="0" w:noHBand="0" w:noVBand="1"/>
             </w:tblPr>
             <w:tblGrid>
-              <w:gridCol w:w="709"/>
-              <w:gridCol w:w="3260"/>
-              <w:gridCol w:w="284"/>
-              <w:gridCol w:w="709"/>
-              <w:gridCol w:w="5344"/>
+              <w:gridCol w:w="633"/>
+              <w:gridCol w:w="2910"/>
+              <w:gridCol w:w="254"/>
+              <w:gridCol w:w="633"/>
+              <w:gridCol w:w="4770"/>
             </w:tblGrid>
             <w:tr>
               <w:trPr>
@@ -368,7 +390,7 @@
               </w:trPr>
               <w:tc>
                 <w:tcPr>
-                  <w:tcW w:w="709" w:type="dxa"/>
+                  <w:tcW w:w="633" w:type="dxa"/>
                   <w:tcBorders>
                     <w:top w:val="nil"/>
                     <w:left w:val="nil"/>
@@ -404,7 +426,7 @@
               </w:tc>
               <w:tc>
                 <w:tcPr>
-                  <w:tcW w:w="3260" w:type="dxa"/>
+                  <w:tcW w:w="2910" w:type="dxa"/>
                   <w:tcBorders>
                     <w:top w:val="nil"/>
                     <w:left w:val="nil"/>
@@ -437,7 +459,7 @@
               </w:tc>
               <w:tc>
                 <w:tcPr>
-                  <w:tcW w:w="284" w:type="dxa"/>
+                  <w:tcW w:w="254" w:type="dxa"/>
                   <w:tcBorders>
                     <w:top w:val="nil"/>
                     <w:left w:val="nil"/>
@@ -459,7 +481,7 @@
               </w:tc>
               <w:tc>
                 <w:tcPr>
-                  <w:tcW w:w="709" w:type="dxa"/>
+                  <w:tcW w:w="633" w:type="dxa"/>
                   <w:tcBorders>
                     <w:top w:val="nil"/>
                     <w:left w:val="nil"/>
@@ -495,7 +517,7 @@
               </w:tc>
               <w:tc>
                 <w:tcPr>
-                  <w:tcW w:w="5344" w:type="dxa"/>
+                  <w:tcW w:w="4771" w:type="dxa"/>
                   <w:tcBorders>
                     <w:top w:val="nil"/>
                     <w:left w:val="nil"/>
@@ -541,7 +563,7 @@
         </w:tc>
         <w:tc>
           <w:tcPr>
-            <w:tcW w:w="0" w:type="auto"/>
+            <w:tcW w:w="5" w:type="dxa"/>
             <w:shd w:val="clear" w:color="auto" w:fill="FFFFFF" w:themeFill="background1"/>
             <w:vAlign w:val="center"/>
             <w:hideMark/>
@@ -559,7 +581,7 @@
         </w:tc>
         <w:tc>
           <w:tcPr>
-            <w:tcW w:w="0" w:type="auto"/>
+            <w:tcW w:w="5" w:type="dxa"/>
             <w:shd w:val="clear" w:color="auto" w:fill="FFFFFF" w:themeFill="background1"/>
             <w:vAlign w:val="center"/>
             <w:hideMark/>
@@ -577,7 +599,7 @@
         </w:tc>
         <w:tc>
           <w:tcPr>
-            <w:tcW w:w="0" w:type="auto"/>
+            <w:tcW w:w="5" w:type="dxa"/>
             <w:shd w:val="clear" w:color="auto" w:fill="FFFFFF" w:themeFill="background1"/>
             <w:vAlign w:val="center"/>
             <w:hideMark/>
@@ -600,7 +622,7 @@
         </w:trPr>
         <w:tc>
           <w:tcPr>
-            <w:tcW w:w="0" w:type="auto"/>
+            <w:tcW w:w="9200" w:type="dxa"/>
             <w:shd w:val="clear" w:color="auto" w:fill="FFFFFF" w:themeFill="background1"/>
             <w:vAlign w:val="center"/>
             <w:hideMark/>
@@ -608,6 +630,7 @@
           <w:tbl>
             <w:tblPr>
               <w:tblW w:w="5000" w:type="pct"/>
+              <w:tblLayout w:type="fixed"/>
               <w:tblCellMar>
                 <w:left w:w="0" w:type="dxa"/>
                 <w:right w:w="0" w:type="dxa"/>
@@ -615,8 +638,8 @@
               <w:tblLook w:val="04A0" w:firstRow="1" w:lastRow="0" w:firstColumn="1" w:lastColumn="0" w:noHBand="0" w:noVBand="1"/>
             </w:tblPr>
             <w:tblGrid>
-              <w:gridCol w:w="709"/>
-              <w:gridCol w:w="9597"/>
+              <w:gridCol w:w="631"/>
+              <w:gridCol w:w="8509"/>
             </w:tblGrid>
             <w:tr>
               <w:tc>
@@ -711,7 +734,7 @@
         </w:tc>
         <w:tc>
           <w:tcPr>
-            <w:tcW w:w="0" w:type="auto"/>
+            <w:tcW w:w="5" w:type="dxa"/>
             <w:shd w:val="clear" w:color="auto" w:fill="FFFFFF" w:themeFill="background1"/>
             <w:vAlign w:val="center"/>
             <w:hideMark/>
@@ -729,7 +752,7 @@
         </w:tc>
         <w:tc>
           <w:tcPr>
-            <w:tcW w:w="0" w:type="auto"/>
+            <w:tcW w:w="5" w:type="dxa"/>
             <w:shd w:val="clear" w:color="auto" w:fill="FFFFFF" w:themeFill="background1"/>
             <w:vAlign w:val="center"/>
             <w:hideMark/>
@@ -747,7 +770,7 @@
         </w:tc>
         <w:tc>
           <w:tcPr>
-            <w:tcW w:w="0" w:type="auto"/>
+            <w:tcW w:w="5" w:type="dxa"/>
             <w:shd w:val="clear" w:color="auto" w:fill="FFFFFF" w:themeFill="background1"/>
             <w:vAlign w:val="center"/>
             <w:hideMark/>
@@ -770,7 +793,7 @@
         </w:trPr>
         <w:tc>
           <w:tcPr>
-            <w:tcW w:w="0" w:type="auto"/>
+            <w:tcW w:w="9200" w:type="dxa"/>
             <w:shd w:val="clear" w:color="auto" w:fill="FFFFFF" w:themeFill="background1"/>
             <w:vAlign w:val="center"/>
             <w:hideMark/>
@@ -820,7 +843,25 @@
                 <w:sz w:val="32"/>
                 <w:szCs w:val="32"/>
               </w:rPr>
-              <w:t>{{school_name}}</w:t>
+              <w:t>{{</w:t>
+            </w:r>
+            <w:proofErr w:type="spellStart"/>
+            <w:r>
+              <w:rPr>
+                <w:rFonts w:ascii="TH SarabunIT๙" w:eastAsia="Times New Roman" w:hAnsi="TH SarabunIT๙" w:cs="TH SarabunIT๙"/>
+                <w:sz w:val="32"/>
+                <w:szCs w:val="32"/>
+              </w:rPr>
+              <w:t>school_name</w:t>
+            </w:r>
+            <w:proofErr w:type="spellEnd"/>
+            <w:r>
+              <w:rPr>
+                <w:rFonts w:ascii="TH SarabunIT๙" w:eastAsia="Times New Roman" w:hAnsi="TH SarabunIT๙" w:cs="TH SarabunIT๙"/>
+                <w:sz w:val="32"/>
+                <w:szCs w:val="32"/>
+              </w:rPr>
+              <w:t>}}</w:t>
             </w:r>
             <w:r>
               <w:rPr>
@@ -870,7 +911,25 @@
                 <w:sz w:val="32"/>
                 <w:szCs w:val="32"/>
               </w:rPr>
-              <w:t>{{school_name}}</w:t>
+              <w:t>{{</w:t>
+            </w:r>
+            <w:proofErr w:type="spellStart"/>
+            <w:r>
+              <w:rPr>
+                <w:rFonts w:ascii="TH SarabunIT๙" w:eastAsia="Times New Roman" w:hAnsi="TH SarabunIT๙" w:cs="TH SarabunIT๙"/>
+                <w:sz w:val="32"/>
+                <w:szCs w:val="32"/>
+              </w:rPr>
+              <w:t>school_name</w:t>
+            </w:r>
+            <w:proofErr w:type="spellEnd"/>
+            <w:r>
+              <w:rPr>
+                <w:rFonts w:ascii="TH SarabunIT๙" w:eastAsia="Times New Roman" w:hAnsi="TH SarabunIT๙" w:cs="TH SarabunIT๙"/>
+                <w:sz w:val="32"/>
+                <w:szCs w:val="32"/>
+              </w:rPr>
+              <w:t>}}</w:t>
             </w:r>
             <w:r>
               <w:rPr>
@@ -944,6 +1003,25 @@
             </w:r>
             <w:r>
               <w:rPr>
+                <w:rFonts w:ascii="TH SarabunIT๙" w:eastAsia="Times New Roman" w:hAnsi="TH SarabunIT๙" w:cs="TH SarabunIT๙" w:hint="cs"/>
+                <w:sz w:val="32"/>
+                <w:szCs w:val="32"/>
+                <w:cs/>
+              </w:rPr>
+              <w:t>จั</w:t>
+            </w:r>
+            <w:r>
+              <w:rPr>
+                <w:rFonts w:ascii="TH SarabunIT๙" w:eastAsia="Times New Roman" w:hAnsi="TH SarabunIT๙" w:cs="TH SarabunIT๙" w:hint="cs"/>
+                <w:noProof/>
+                <w:sz w:val="32"/>
+                <w:szCs w:val="32"/>
+                <w:cs/>
+              </w:rPr>
+              <w:t>ด</w:t>
+            </w:r>
+            <w:r>
+              <w:rPr>
                 <w:rFonts w:ascii="TH SarabunIT๙" w:eastAsia="Times New Roman" w:hAnsi="TH SarabunIT๙" w:cs="TH SarabunIT๙"/>
                 <w:noProof/>
                 <w:sz w:val="32"/>
@@ -1063,7 +1141,27 @@
                 <w:sz w:val="32"/>
                 <w:szCs w:val="32"/>
               </w:rPr>
-              <w:t>{{current_order_price}}</w:t>
+              <w:t>{{</w:t>
+            </w:r>
+            <w:proofErr w:type="spellStart"/>
+            <w:r>
+              <w:rPr>
+                <w:rFonts w:ascii="TH SarabunIT๙" w:eastAsia="Times New Roman" w:hAnsi="TH SarabunIT๙" w:cs="TH SarabunIT๙"/>
+                <w:noProof/>
+                <w:sz w:val="32"/>
+                <w:szCs w:val="32"/>
+              </w:rPr>
+              <w:t>current_order_price</w:t>
+            </w:r>
+            <w:proofErr w:type="spellEnd"/>
+            <w:r>
+              <w:rPr>
+                <w:rFonts w:ascii="TH SarabunIT๙" w:eastAsia="Times New Roman" w:hAnsi="TH SarabunIT๙" w:cs="TH SarabunIT๙"/>
+                <w:noProof/>
+                <w:sz w:val="32"/>
+                <w:szCs w:val="32"/>
+              </w:rPr>
+              <w:t>}}</w:t>
             </w:r>
             <w:r>
               <w:rPr>
@@ -1160,24 +1258,7 @@
                 <w:szCs w:val="32"/>
                 <w:cs/>
               </w:rPr>
-              <w:t>เงินงบประมาณจาก</w:t>
-            </w:r>
-            <w:r>
-              <w:rPr>
-                <w:rFonts w:ascii="TH SarabunIT๙" w:eastAsia="Times New Roman" w:hAnsi="TH SarabunIT๙" w:cs="TH SarabunIT๙"/>
-                <w:sz w:val="32"/>
-                <w:szCs w:val="32"/>
-              </w:rPr>
-              <w:t>{{fund_type}}</w:t>
-            </w:r>
-            <w:r>
-              <w:rPr>
-                <w:rFonts w:ascii="TH SarabunIT๙" w:eastAsia="Times New Roman" w:hAnsi="TH SarabunIT๙" w:cs="TH SarabunIT๙"/>
-                <w:sz w:val="32"/>
-                <w:szCs w:val="32"/>
-                <w:cs/>
-              </w:rPr>
-              <w:t xml:space="preserve"> จำนวน </w:t>
+              <w:t xml:space="preserve">เงินนอกงบประมาณจากงบอุดหนุน จำนวน </w:t>
             </w:r>
             <w:r>
               <w:rPr>
@@ -1265,7 +1346,27 @@
                 <w:sz w:val="32"/>
                 <w:szCs w:val="32"/>
               </w:rPr>
-              <w:t>{{shipping_days}}</w:t>
+              <w:t>{{</w:t>
+            </w:r>
+            <w:proofErr w:type="spellStart"/>
+            <w:r>
+              <w:rPr>
+                <w:rFonts w:ascii="TH SarabunIT๙" w:eastAsia="Times New Roman" w:hAnsi="TH SarabunIT๙" w:cs="TH SarabunIT๙"/>
+                <w:noProof/>
+                <w:sz w:val="32"/>
+                <w:szCs w:val="32"/>
+              </w:rPr>
+              <w:t>shipping_days</w:t>
+            </w:r>
+            <w:proofErr w:type="spellEnd"/>
+            <w:r>
+              <w:rPr>
+                <w:rFonts w:ascii="TH SarabunIT๙" w:eastAsia="Times New Roman" w:hAnsi="TH SarabunIT๙" w:cs="TH SarabunIT๙"/>
+                <w:noProof/>
+                <w:sz w:val="32"/>
+                <w:szCs w:val="32"/>
+              </w:rPr>
+              <w:t>}}</w:t>
             </w:r>
             <w:r>
               <w:rPr>
@@ -1318,16 +1419,36 @@
                 <w:sz w:val="32"/>
                 <w:szCs w:val="32"/>
               </w:rPr>
-              <w:t>{{order_type}}</w:t>
-            </w:r>
-            <w:r>
-              <w:rPr>
-                <w:rFonts w:ascii="TH SarabunIT๙" w:eastAsia="Times New Roman" w:hAnsi="TH SarabunIT๙" w:cs="TH SarabunIT๙"/>
-                <w:sz w:val="32"/>
-                <w:szCs w:val="32"/>
-                <w:cs/>
-              </w:rPr>
-              <w:t>โดยวิธีเฉพาะเจาะจง เนื่องจากการจัดซื้อจัดจ้างพัสดุที่มีการผลิต จำหน่าย ก่อสร้างหรือให้บริการทั่วไป และมีวงเงินในการจัดซื้อจัดจ้างครั้งหนึ่งไม่เกิน 500,000 บาท ที่กำหนดในกฎกระทรวง</w:t>
+              <w:t>{{order_type</w:t>
+            </w:r>
+            <w:proofErr w:type="gramStart"/>
+            <w:r>
+              <w:rPr>
+                <w:rFonts w:ascii="TH SarabunIT๙" w:eastAsia="Times New Roman" w:hAnsi="TH SarabunIT๙" w:cs="TH SarabunIT๙"/>
+                <w:noProof/>
+                <w:sz w:val="32"/>
+                <w:szCs w:val="32"/>
+              </w:rPr>
+              <w:t>}}</w:t>
+            </w:r>
+            <w:r>
+              <w:rPr>
+                <w:rFonts w:ascii="TH SarabunIT๙" w:eastAsia="Times New Roman" w:hAnsi="TH SarabunIT๙" w:cs="TH SarabunIT๙"/>
+                <w:sz w:val="32"/>
+                <w:szCs w:val="32"/>
+                <w:cs/>
+              </w:rPr>
+              <w:t>โดยวิธีเฉพาะเจาะจง</w:t>
+            </w:r>
+            <w:proofErr w:type="gramEnd"/>
+            <w:r>
+              <w:rPr>
+                <w:rFonts w:ascii="TH SarabunIT๙" w:eastAsia="Times New Roman" w:hAnsi="TH SarabunIT๙" w:cs="TH SarabunIT๙"/>
+                <w:sz w:val="32"/>
+                <w:szCs w:val="32"/>
+                <w:cs/>
+              </w:rPr>
+              <w:t xml:space="preserve"> เนื่องจากการจัดซื้อจัดจ้างพัสดุที่มีการผลิต จำหน่าย ก่อสร้างหรือให้บริการทั่วไป และมีวงเงินในการจัดซื้อจัดจ้างครั้งหนึ่งไม่เกิน 500,000 บาท ที่กำหนดในกฎกระทรวง</w:t>
             </w:r>
           </w:p>
           <w:p>
@@ -1544,7 +1665,6 @@
               <w:spacing w:after="0" w:line="240" w:lineRule="auto"/>
               <w:rPr>
                 <w:rFonts w:ascii="TH SarabunIT๙" w:eastAsia="Times New Roman" w:hAnsi="TH SarabunIT๙" w:cs="TH SarabunIT๙"/>
-                <w:color w:val="0000FF"/>
                 <w:sz w:val="32"/>
                 <w:szCs w:val="32"/>
               </w:rPr>
@@ -1564,21 +1684,11 @@
                 <w:sz w:val="32"/>
                 <w:szCs w:val="32"/>
               </w:rPr>
-              <w:t>               </w:t>
-            </w:r>
-            <w:r>
-              <w:rPr>
-                <w:rFonts w:ascii="TH SarabunIT๙" w:eastAsia="Times New Roman" w:hAnsi="TH SarabunIT๙" w:cs="TH SarabunIT๙"/>
-                <w:color w:val="0000FF"/>
-                <w:sz w:val="32"/>
-                <w:szCs w:val="32"/>
-              </w:rPr>
-              <w:t xml:space="preserve">3. </w:t>
-            </w:r>
-            <w:r>
-              <w:rPr>
-                <w:rFonts w:ascii="TH SarabunIT๙" w:eastAsia="Times New Roman" w:hAnsi="TH SarabunIT๙" w:cs="TH SarabunIT๙"/>
-                <w:color w:val="0000FF"/>
+              <w:t xml:space="preserve">               3. </w:t>
+            </w:r>
+            <w:r>
+              <w:rPr>
+                <w:rFonts w:ascii="TH SarabunIT๙" w:eastAsia="Times New Roman" w:hAnsi="TH SarabunIT๙" w:cs="TH SarabunIT๙"/>
                 <w:sz w:val="32"/>
                 <w:szCs w:val="32"/>
                 <w:cs/>
@@ -1589,7 +1699,6 @@
               <w:rPr>
                 <w:rFonts w:ascii="TH SarabunIT๙" w:eastAsia="Times New Roman" w:hAnsi="TH SarabunIT๙" w:cs="TH SarabunIT๙"/>
                 <w:noProof/>
-                <w:color w:val="0000FF"/>
                 <w:sz w:val="32"/>
                 <w:szCs w:val="32"/>
               </w:rPr>
@@ -1598,7 +1707,6 @@
             <w:r>
               <w:rPr>
                 <w:rFonts w:ascii="TH SarabunIT๙" w:eastAsia="Times New Roman" w:hAnsi="TH SarabunIT๙" w:cs="TH SarabunIT๙"/>
-                <w:color w:val="0000FF"/>
                 <w:sz w:val="32"/>
                 <w:szCs w:val="32"/>
                 <w:cs/>
@@ -1608,7 +1716,6 @@
             <w:r>
               <w:rPr>
                 <w:rFonts w:ascii="TH SarabunIT๙" w:eastAsia="Times New Roman" w:hAnsi="TH SarabunIT๙" w:cs="TH SarabunIT๙"/>
-                <w:color w:val="0000FF"/>
                 <w:sz w:val="32"/>
                 <w:szCs w:val="32"/>
               </w:rPr>
@@ -1617,7 +1724,6 @@
             <w:r>
               <w:rPr>
                 <w:rFonts w:ascii="TH SarabunIT๙" w:eastAsia="Times New Roman" w:hAnsi="TH SarabunIT๙" w:cs="TH SarabunIT๙"/>
-                <w:color w:val="0000FF"/>
                 <w:sz w:val="32"/>
                 <w:szCs w:val="32"/>
                 <w:cs/>
@@ -1627,7 +1733,6 @@
             <w:r>
               <w:rPr>
                 <w:rFonts w:ascii="TH SarabunIT๙" w:hAnsi="TH SarabunIT๙" w:cs="TH SarabunIT๙"/>
-                <w:color w:val="0000FF"/>
                 <w:szCs w:val="32"/>
                 <w:cs/>
               </w:rPr>
@@ -1636,16 +1741,32 @@
             <w:r>
               <w:rPr>
                 <w:rFonts w:ascii="TH SarabunIT๙" w:hAnsi="TH SarabunIT๙" w:cs="TH SarabunIT๙"/>
-                <w:color w:val="0000FF"/>
-                <w:sz w:val="32"/>
-                <w:szCs w:val="32"/>
-              </w:rPr>
-              <w:t>{{school_name}}</w:t>
-            </w:r>
+                <w:sz w:val="32"/>
+                <w:szCs w:val="32"/>
+              </w:rPr>
+              <w:t>{{</w:t>
+            </w:r>
+            <w:proofErr w:type="spellStart"/>
             <w:r>
               <w:rPr>
                 <w:rFonts w:ascii="TH SarabunIT๙" w:hAnsi="TH SarabunIT๙" w:cs="TH SarabunIT๙"/>
-                <w:color w:val="0000FF"/>
+                <w:sz w:val="32"/>
+                <w:szCs w:val="32"/>
+              </w:rPr>
+              <w:t>school_name</w:t>
+            </w:r>
+            <w:proofErr w:type="spellEnd"/>
+            <w:r>
+              <w:rPr>
+                <w:rFonts w:ascii="TH SarabunIT๙" w:hAnsi="TH SarabunIT๙" w:cs="TH SarabunIT๙"/>
+                <w:sz w:val="32"/>
+                <w:szCs w:val="32"/>
+              </w:rPr>
+              <w:t>}}</w:t>
+            </w:r>
+            <w:r>
+              <w:rPr>
+                <w:rFonts w:ascii="TH SarabunIT๙" w:hAnsi="TH SarabunIT๙" w:cs="TH SarabunIT๙"/>
                 <w:szCs w:val="32"/>
                 <w:cs/>
               </w:rPr>
@@ -1654,7 +1775,6 @@
             <w:r>
               <w:rPr>
                 <w:rFonts w:ascii="TH SarabunIT๙" w:eastAsia="Times New Roman" w:hAnsi="TH SarabunIT๙" w:cs="TH SarabunIT๙"/>
-                <w:color w:val="0000FF"/>
                 <w:sz w:val="32"/>
                 <w:szCs w:val="32"/>
                 <w:cs/>
@@ -1682,7 +1802,6 @@
             <w:r>
               <w:rPr>
                 <w:rFonts w:ascii="TH SarabunIT๙" w:eastAsia="Times New Roman" w:hAnsi="TH SarabunIT๙" w:cs="TH SarabunIT๙"/>
-                <w:color w:val="0000FF"/>
                 <w:sz w:val="32"/>
                 <w:szCs w:val="32"/>
               </w:rPr>
@@ -1691,7 +1810,6 @@
             <w:r>
               <w:rPr>
                 <w:rFonts w:ascii="TH SarabunIT๙" w:eastAsia="Times New Roman" w:hAnsi="TH SarabunIT๙" w:cs="TH SarabunIT๙"/>
-                <w:color w:val="0000FF"/>
                 <w:sz w:val="32"/>
                 <w:szCs w:val="32"/>
                 <w:cs/>
@@ -1702,7 +1820,6 @@
               <w:rPr>
                 <w:rFonts w:ascii="TH SarabunIT๙" w:eastAsia="Times New Roman" w:hAnsi="TH SarabunIT๙" w:cs="TH SarabunIT๙"/>
                 <w:noProof/>
-                <w:color w:val="0000FF"/>
                 <w:sz w:val="32"/>
                 <w:szCs w:val="32"/>
               </w:rPr>
@@ -1723,8 +1840,8 @@
               <w:spacing w:after="0" w:line="240" w:lineRule="auto"/>
               <w:rPr>
                 <w:rFonts w:ascii="TH SarabunIT๙" w:eastAsia="Times New Roman" w:hAnsi="TH SarabunIT๙" w:cs="TH SarabunIT๙"/>
-                <w:sz w:val="32"/>
-                <w:szCs w:val="32"/>
+                <w:sz w:val="21"/>
+                <w:szCs w:val="21"/>
               </w:rPr>
             </w:pPr>
           </w:p>
@@ -1742,8 +1859,8 @@
             <w:pPr>
               <w:pStyle w:val="a8"/>
               <w:tabs>
-                <w:tab w:val="left" w:pos="567"/>
-                <w:tab w:val="left" w:pos="5245"/>
+                <w:tab w:val="left" w:pos="142"/>
+                <w:tab w:val="left" w:pos="4395"/>
               </w:tabs>
               <w:rPr>
                 <w:rFonts w:ascii="TH SarabunIT๙" w:hAnsi="TH SarabunIT๙" w:cs="TH SarabunIT๙"/>
@@ -1757,14 +1874,14 @@
                 <w:cs/>
               </w:rPr>
               <w:tab/>
+              <w:t>ลงชื่อ..............................................เจ้าหน้าที่พัสดุ</w:t>
             </w:r>
             <w:r>
               <w:rPr>
                 <w:rFonts w:ascii="TH SarabunIT๙" w:hAnsi="TH SarabunIT๙" w:cs="TH SarabunIT๙"/>
                 <w:szCs w:val="32"/>
-                <w:cs/>
-              </w:rPr>
-              <w:t>ลงชื่อ</w:t>
+              </w:rPr>
+              <w:tab/>
             </w:r>
             <w:r>
               <w:rPr>
@@ -1772,54 +1889,15 @@
                 <w:szCs w:val="32"/>
                 <w:cs/>
               </w:rPr>
-              <w:t>..............................................</w:t>
-            </w:r>
-            <w:r>
-              <w:rPr>
-                <w:rFonts w:ascii="TH SarabunIT๙" w:hAnsi="TH SarabunIT๙" w:cs="TH SarabunIT๙"/>
-                <w:szCs w:val="32"/>
-                <w:cs/>
-              </w:rPr>
-              <w:t>เจ้าหน้าที่พัสดุ</w:t>
-            </w:r>
-            <w:r>
-              <w:rPr>
-                <w:rFonts w:ascii="TH SarabunIT๙" w:hAnsi="TH SarabunIT๙" w:cs="TH SarabunIT๙"/>
-                <w:szCs w:val="32"/>
-              </w:rPr>
-              <w:tab/>
-            </w:r>
-            <w:r>
-              <w:rPr>
-                <w:rFonts w:ascii="TH SarabunIT๙" w:hAnsi="TH SarabunIT๙" w:cs="TH SarabunIT๙"/>
-                <w:szCs w:val="32"/>
-                <w:cs/>
-              </w:rPr>
-              <w:t>ลงชื่อ</w:t>
-            </w:r>
-            <w:r>
-              <w:rPr>
-                <w:rFonts w:ascii="TH SarabunIT๙" w:hAnsi="TH SarabunIT๙" w:cs="TH SarabunIT๙"/>
-                <w:szCs w:val="32"/>
-                <w:cs/>
-              </w:rPr>
-              <w:t>..............................................</w:t>
-            </w:r>
-            <w:r>
-              <w:rPr>
-                <w:rFonts w:ascii="TH SarabunIT๙" w:hAnsi="TH SarabunIT๙" w:cs="TH SarabunIT๙"/>
-                <w:szCs w:val="32"/>
-                <w:cs/>
-              </w:rPr>
-              <w:t>หัวหน้าเจ้าหน้าที่พัสดุ</w:t>
+              <w:t>ลงชื่อ..............................................หัวหน้าเจ้าหน้าที่พัสดุ</w:t>
             </w:r>
           </w:p>
           <w:p>
             <w:pPr>
               <w:pStyle w:val="a8"/>
               <w:tabs>
-                <w:tab w:val="left" w:pos="1134"/>
-                <w:tab w:val="left" w:pos="5812"/>
+                <w:tab w:val="left" w:pos="851"/>
+                <w:tab w:val="left" w:pos="5103"/>
               </w:tabs>
               <w:rPr>
                 <w:rFonts w:ascii="TH SarabunIT๙" w:hAnsi="TH SarabunIT๙" w:cs="TH SarabunIT๙"/>
@@ -1846,12 +1924,28 @@
                 <w:rFonts w:ascii="TH SarabunIT๙" w:hAnsi="TH SarabunIT๙" w:cs="TH SarabunIT๙"/>
                 <w:szCs w:val="32"/>
               </w:rPr>
-              <w:t>{{procurement_officer}}</w:t>
-            </w:r>
+              <w:t>{{</w:t>
+            </w:r>
+            <w:proofErr w:type="spellStart"/>
             <w:r>
               <w:rPr>
                 <w:rFonts w:ascii="TH SarabunIT๙" w:hAnsi="TH SarabunIT๙" w:cs="TH SarabunIT๙"/>
                 <w:szCs w:val="32"/>
+              </w:rPr>
+              <w:t>procurement_officer</w:t>
+            </w:r>
+            <w:proofErr w:type="spellEnd"/>
+            <w:r>
+              <w:rPr>
+                <w:rFonts w:ascii="TH SarabunIT๙" w:hAnsi="TH SarabunIT๙" w:cs="TH SarabunIT๙"/>
+                <w:szCs w:val="32"/>
+              </w:rPr>
+              <w:t>}}</w:t>
+            </w:r>
+            <w:r>
+              <w:rPr>
+                <w:rFonts w:ascii="TH SarabunIT๙" w:hAnsi="TH SarabunIT๙" w:cs="TH SarabunIT๙"/>
+                <w:szCs w:val="32"/>
                 <w:cs/>
               </w:rPr>
               <w:t>)</w:t>
@@ -1876,7 +1970,23 @@
                 <w:rFonts w:ascii="TH SarabunIT๙" w:hAnsi="TH SarabunIT๙" w:cs="TH SarabunIT๙"/>
                 <w:szCs w:val="32"/>
               </w:rPr>
-              <w:t>{{procurement_head}}</w:t>
+              <w:t>{{</w:t>
+            </w:r>
+            <w:proofErr w:type="spellStart"/>
+            <w:r>
+              <w:rPr>
+                <w:rFonts w:ascii="TH SarabunIT๙" w:hAnsi="TH SarabunIT๙" w:cs="TH SarabunIT๙"/>
+                <w:szCs w:val="32"/>
+              </w:rPr>
+              <w:t>procurement_head</w:t>
+            </w:r>
+            <w:proofErr w:type="spellEnd"/>
+            <w:r>
+              <w:rPr>
+                <w:rFonts w:ascii="TH SarabunIT๙" w:hAnsi="TH SarabunIT๙" w:cs="TH SarabunIT๙"/>
+                <w:szCs w:val="32"/>
+              </w:rPr>
+              <w:t>}}</w:t>
             </w:r>
             <w:r>
               <w:rPr>
@@ -1894,19 +2004,6 @@
               <w:jc w:val="center"/>
               <w:rPr>
                 <w:rFonts w:ascii="TH SarabunIT๙" w:hAnsi="TH SarabunIT๙" w:cs="TH SarabunIT๙"/>
-                <w:b/>
-                <w:bCs/>
-                <w:szCs w:val="32"/>
-              </w:rPr>
-            </w:pPr>
-          </w:p>
-          <w:p>
-            <w:pPr>
-              <w:pStyle w:val="a8"/>
-              <w:spacing w:before="240"/>
-              <w:jc w:val="center"/>
-              <w:rPr>
-                <w:rFonts w:ascii="TH SarabunIT๙" w:hAnsi="TH SarabunIT๙" w:cs="TH SarabunIT๙"/>
                 <w:szCs w:val="32"/>
               </w:rPr>
             </w:pPr>
@@ -1946,15 +2043,7 @@
                 <w:szCs w:val="32"/>
                 <w:cs/>
               </w:rPr>
-              <w:t>ลงชื่อ</w:t>
-            </w:r>
-            <w:r>
-              <w:rPr>
-                <w:rFonts w:ascii="TH SarabunIT๙" w:hAnsi="TH SarabunIT๙" w:cs="TH SarabunIT๙"/>
-                <w:szCs w:val="32"/>
-                <w:cs/>
-              </w:rPr>
-              <w:t>..............................................</w:t>
+              <w:t>ลงชื่อ..............................................</w:t>
             </w:r>
           </w:p>
           <w:p>
@@ -1979,7 +2068,23 @@
                 <w:rFonts w:ascii="TH SarabunIT๙" w:hAnsi="TH SarabunIT๙" w:cs="TH SarabunIT๙"/>
                 <w:szCs w:val="32"/>
               </w:rPr>
-              <w:t>{{director_name}}</w:t>
+              <w:t>{{</w:t>
+            </w:r>
+            <w:proofErr w:type="spellStart"/>
+            <w:r>
+              <w:rPr>
+                <w:rFonts w:ascii="TH SarabunIT๙" w:hAnsi="TH SarabunIT๙" w:cs="TH SarabunIT๙"/>
+                <w:szCs w:val="32"/>
+              </w:rPr>
+              <w:t>director_name</w:t>
+            </w:r>
+            <w:proofErr w:type="spellEnd"/>
+            <w:r>
+              <w:rPr>
+                <w:rFonts w:ascii="TH SarabunIT๙" w:hAnsi="TH SarabunIT๙" w:cs="TH SarabunIT๙"/>
+                <w:szCs w:val="32"/>
+              </w:rPr>
+              <w:t>}}</w:t>
             </w:r>
             <w:r>
               <w:rPr>
@@ -2012,25 +2117,41 @@
                 <w:rFonts w:ascii="TH SarabunIT๙" w:hAnsi="TH SarabunIT๙" w:cs="TH SarabunIT๙"/>
                 <w:szCs w:val="32"/>
               </w:rPr>
-              <w:t>{{school_name}}</w:t>
-            </w:r>
-          </w:p>
-          <w:p>
-            <w:pPr>
-              <w:spacing w:after="0" w:line="240" w:lineRule="auto"/>
-              <w:rPr>
-                <w:rFonts w:ascii="TH SarabunIT๙" w:eastAsia="Times New Roman" w:hAnsi="TH SarabunIT๙" w:cs="TH SarabunIT๙"/>
-                <w:sz w:val="32"/>
-                <w:szCs w:val="32"/>
-              </w:rPr>
-            </w:pPr>
-          </w:p>
-          <w:p>
-            <w:pPr>
-              <w:spacing w:after="0" w:line="240" w:lineRule="auto"/>
-              <w:rPr>
-                <w:rFonts w:ascii="TH SarabunIT๙" w:eastAsia="Times New Roman" w:hAnsi="TH SarabunIT๙" w:cs="TH SarabunIT๙"/>
-                <w:sz w:val="32"/>
+              <w:t>{{</w:t>
+            </w:r>
+            <w:proofErr w:type="spellStart"/>
+            <w:r>
+              <w:rPr>
+                <w:rFonts w:ascii="TH SarabunIT๙" w:hAnsi="TH SarabunIT๙" w:cs="TH SarabunIT๙"/>
+                <w:szCs w:val="32"/>
+              </w:rPr>
+              <w:t>school_name</w:t>
+            </w:r>
+            <w:proofErr w:type="spellEnd"/>
+            <w:r>
+              <w:rPr>
+                <w:rFonts w:ascii="TH SarabunIT๙" w:hAnsi="TH SarabunIT๙" w:cs="TH SarabunIT๙"/>
+                <w:szCs w:val="32"/>
+              </w:rPr>
+              <w:t>}}</w:t>
+            </w:r>
+          </w:p>
+          <w:p>
+            <w:pPr>
+              <w:pStyle w:val="a8"/>
+              <w:jc w:val="center"/>
+              <w:rPr>
+                <w:rFonts w:ascii="TH SarabunIT๙" w:hAnsi="TH SarabunIT๙" w:cs="TH SarabunIT๙"/>
+                <w:szCs w:val="32"/>
+              </w:rPr>
+            </w:pPr>
+          </w:p>
+          <w:p>
+            <w:pPr>
+              <w:pStyle w:val="a8"/>
+              <w:jc w:val="center"/>
+              <w:rPr>
+                <w:rFonts w:ascii="TH SarabunIT๙" w:hAnsi="TH SarabunIT๙" w:cs="TH SarabunIT๙"/>
                 <w:szCs w:val="32"/>
               </w:rPr>
             </w:pPr>
@@ -2038,7 +2159,7 @@
         </w:tc>
         <w:tc>
           <w:tcPr>
-            <w:tcW w:w="0" w:type="auto"/>
+            <w:tcW w:w="5" w:type="dxa"/>
             <w:shd w:val="clear" w:color="auto" w:fill="FFFFFF" w:themeFill="background1"/>
             <w:vAlign w:val="center"/>
             <w:hideMark/>
@@ -2056,7 +2177,7 @@
         </w:tc>
         <w:tc>
           <w:tcPr>
-            <w:tcW w:w="0" w:type="auto"/>
+            <w:tcW w:w="5" w:type="dxa"/>
             <w:shd w:val="clear" w:color="auto" w:fill="FFFFFF" w:themeFill="background1"/>
             <w:vAlign w:val="center"/>
             <w:hideMark/>
@@ -2074,7 +2195,7 @@
         </w:tc>
         <w:tc>
           <w:tcPr>
-            <w:tcW w:w="0" w:type="auto"/>
+            <w:tcW w:w="5" w:type="dxa"/>
             <w:shd w:val="clear" w:color="auto" w:fill="FFFFFF" w:themeFill="background1"/>
             <w:vAlign w:val="center"/>
             <w:hideMark/>
@@ -2097,7 +2218,7 @@
         </w:trPr>
         <w:tc>
           <w:tcPr>
-            <w:tcW w:w="0" w:type="auto"/>
+            <w:tcW w:w="9200" w:type="dxa"/>
             <w:shd w:val="clear" w:color="auto" w:fill="FFFFFF" w:themeFill="background1"/>
             <w:vAlign w:val="center"/>
           </w:tcPr>
@@ -2120,6 +2241,7 @@
                 <w:szCs w:val="32"/>
                 <w:cs/>
               </w:rPr>
+              <w:lastRenderedPageBreak/>
               <w:t>รายละเอียดแนบท้ายรายงานขอ</w:t>
             </w:r>
             <w:r>
@@ -2148,15 +2270,16 @@
           <w:tbl>
             <w:tblPr>
               <w:tblStyle w:val="a3"/>
-              <w:tblW w:w="10278" w:type="dxa"/>
+              <w:tblW w:w="9134" w:type="dxa"/>
+              <w:tblLayout w:type="fixed"/>
               <w:tblLook w:val="04A0" w:firstRow="1" w:lastRow="0" w:firstColumn="1" w:lastColumn="0" w:noHBand="0" w:noVBand="1"/>
             </w:tblPr>
             <w:tblGrid>
-              <w:gridCol w:w="764"/>
-              <w:gridCol w:w="3620"/>
-              <w:gridCol w:w="1446"/>
-              <w:gridCol w:w="2017"/>
-              <w:gridCol w:w="2431"/>
+              <w:gridCol w:w="704"/>
+              <w:gridCol w:w="3686"/>
+              <w:gridCol w:w="992"/>
+              <w:gridCol w:w="1680"/>
+              <w:gridCol w:w="2072"/>
             </w:tblGrid>
             <w:tr>
               <w:trPr>
@@ -2164,7 +2287,7 @@
               </w:trPr>
               <w:tc>
                 <w:tcPr>
-                  <w:tcW w:w="764" w:type="dxa"/>
+                  <w:tcW w:w="704" w:type="dxa"/>
                 </w:tcPr>
                 <w:p>
                   <w:pPr>
@@ -2187,14 +2310,13 @@
                       <w:cs/>
                       <w:lang w:bidi="th-TH"/>
                     </w:rPr>
-                    <w:lastRenderedPageBreak/>
                     <w:t>ที่</w:t>
                   </w:r>
                 </w:p>
               </w:tc>
               <w:tc>
                 <w:tcPr>
-                  <w:tcW w:w="3693" w:type="dxa"/>
+                  <w:tcW w:w="3686" w:type="dxa"/>
                 </w:tcPr>
                 <w:p>
                   <w:pPr>
@@ -2223,7 +2345,7 @@
               </w:tc>
               <w:tc>
                 <w:tcPr>
-                  <w:tcW w:w="1452" w:type="dxa"/>
+                  <w:tcW w:w="992" w:type="dxa"/>
                 </w:tcPr>
                 <w:p>
                   <w:pPr>
@@ -2252,7 +2374,7 @@
               </w:tc>
               <w:tc>
                 <w:tcPr>
-                  <w:tcW w:w="2038" w:type="dxa"/>
+                  <w:tcW w:w="1680" w:type="dxa"/>
                 </w:tcPr>
                 <w:p>
                   <w:pPr>
@@ -2287,7 +2409,7 @@
               </w:tc>
               <w:tc>
                 <w:tcPr>
-                  <w:tcW w:w="2331" w:type="dxa"/>
+                  <w:tcW w:w="2072" w:type="dxa"/>
                 </w:tcPr>
                 <w:p>
                   <w:pPr>
@@ -2345,7 +2467,7 @@
               </w:trPr>
               <w:tc>
                 <w:tcPr>
-                  <w:tcW w:w="764" w:type="dxa"/>
+                  <w:tcW w:w="704" w:type="dxa"/>
                 </w:tcPr>
                 <w:p>
                   <w:pPr>
@@ -2361,13 +2483,29 @@
                       <w:rFonts w:ascii="TH SarabunIT๙" w:eastAsia="Calibri" w:hAnsi="TH SarabunIT๙" w:cs="TH SarabunIT๙"/>
                       <w:szCs w:val="32"/>
                     </w:rPr>
-                    <w:t>{{idx}}</w:t>
+                    <w:t>{{</w:t>
+                  </w:r>
+                  <w:proofErr w:type="spellStart"/>
+                  <w:r>
+                    <w:rPr>
+                      <w:rFonts w:ascii="TH SarabunIT๙" w:eastAsia="Calibri" w:hAnsi="TH SarabunIT๙" w:cs="TH SarabunIT๙"/>
+                      <w:szCs w:val="32"/>
+                    </w:rPr>
+                    <w:t>idx</w:t>
+                  </w:r>
+                  <w:proofErr w:type="spellEnd"/>
+                  <w:r>
+                    <w:rPr>
+                      <w:rFonts w:ascii="TH SarabunIT๙" w:eastAsia="Calibri" w:hAnsi="TH SarabunIT๙" w:cs="TH SarabunIT๙"/>
+                      <w:szCs w:val="32"/>
+                    </w:rPr>
+                    <w:t>}}</w:t>
                   </w:r>
                 </w:p>
               </w:tc>
               <w:tc>
                 <w:tcPr>
-                  <w:tcW w:w="3693" w:type="dxa"/>
+                  <w:tcW w:w="3686" w:type="dxa"/>
                 </w:tcPr>
                 <w:p>
                   <w:pPr>
@@ -2382,13 +2520,29 @@
                       <w:rFonts w:ascii="TH SarabunIT๙" w:eastAsia="Calibri" w:hAnsi="TH SarabunIT๙" w:cs="TH SarabunIT๙"/>
                       <w:szCs w:val="32"/>
                     </w:rPr>
-                    <w:t>{{item_name}}</w:t>
+                    <w:t>{{</w:t>
+                  </w:r>
+                  <w:proofErr w:type="spellStart"/>
+                  <w:r>
+                    <w:rPr>
+                      <w:rFonts w:ascii="TH SarabunIT๙" w:eastAsia="Calibri" w:hAnsi="TH SarabunIT๙" w:cs="TH SarabunIT๙"/>
+                      <w:szCs w:val="32"/>
+                    </w:rPr>
+                    <w:t>item_name</w:t>
+                  </w:r>
+                  <w:proofErr w:type="spellEnd"/>
+                  <w:r>
+                    <w:rPr>
+                      <w:rFonts w:ascii="TH SarabunIT๙" w:eastAsia="Calibri" w:hAnsi="TH SarabunIT๙" w:cs="TH SarabunIT๙"/>
+                      <w:szCs w:val="32"/>
+                    </w:rPr>
+                    <w:t>}}</w:t>
                   </w:r>
                 </w:p>
               </w:tc>
               <w:tc>
                 <w:tcPr>
-                  <w:tcW w:w="1452" w:type="dxa"/>
+                  <w:tcW w:w="992" w:type="dxa"/>
                 </w:tcPr>
                 <w:p>
                   <w:pPr>
@@ -2412,7 +2566,7 @@
               </w:tc>
               <w:tc>
                 <w:tcPr>
-                  <w:tcW w:w="2038" w:type="dxa"/>
+                  <w:tcW w:w="1680" w:type="dxa"/>
                 </w:tcPr>
                 <w:p>
                   <w:pPr>
@@ -2428,13 +2582,29 @@
                       <w:rFonts w:ascii="TH SarabunIT๙" w:eastAsia="Calibri" w:hAnsi="TH SarabunIT๙" w:cs="TH SarabunIT๙"/>
                       <w:szCs w:val="32"/>
                     </w:rPr>
-                    <w:t>{{unit_price}}</w:t>
+                    <w:t>{{</w:t>
+                  </w:r>
+                  <w:proofErr w:type="spellStart"/>
+                  <w:r>
+                    <w:rPr>
+                      <w:rFonts w:ascii="TH SarabunIT๙" w:eastAsia="Calibri" w:hAnsi="TH SarabunIT๙" w:cs="TH SarabunIT๙"/>
+                      <w:szCs w:val="32"/>
+                    </w:rPr>
+                    <w:t>unit_price</w:t>
+                  </w:r>
+                  <w:proofErr w:type="spellEnd"/>
+                  <w:r>
+                    <w:rPr>
+                      <w:rFonts w:ascii="TH SarabunIT๙" w:eastAsia="Calibri" w:hAnsi="TH SarabunIT๙" w:cs="TH SarabunIT๙"/>
+                      <w:szCs w:val="32"/>
+                    </w:rPr>
+                    <w:t>}}</w:t>
                   </w:r>
                 </w:p>
               </w:tc>
               <w:tc>
                 <w:tcPr>
-                  <w:tcW w:w="2331" w:type="dxa"/>
+                  <w:tcW w:w="2072" w:type="dxa"/>
                 </w:tcPr>
                 <w:p>
                   <w:pPr>
@@ -2450,7 +2620,23 @@
                       <w:rFonts w:ascii="TH SarabunIT๙" w:eastAsia="Calibri" w:hAnsi="TH SarabunIT๙" w:cs="TH SarabunIT๙"/>
                       <w:szCs w:val="32"/>
                     </w:rPr>
-                    <w:t>{{total_price}}</w:t>
+                    <w:t>{{</w:t>
+                  </w:r>
+                  <w:proofErr w:type="spellStart"/>
+                  <w:r>
+                    <w:rPr>
+                      <w:rFonts w:ascii="TH SarabunIT๙" w:eastAsia="Calibri" w:hAnsi="TH SarabunIT๙" w:cs="TH SarabunIT๙"/>
+                      <w:szCs w:val="32"/>
+                    </w:rPr>
+                    <w:t>total_price</w:t>
+                  </w:r>
+                  <w:proofErr w:type="spellEnd"/>
+                  <w:r>
+                    <w:rPr>
+                      <w:rFonts w:ascii="TH SarabunIT๙" w:eastAsia="Calibri" w:hAnsi="TH SarabunIT๙" w:cs="TH SarabunIT๙"/>
+                      <w:szCs w:val="32"/>
+                    </w:rPr>
+                    <w:t>}}</w:t>
                   </w:r>
                 </w:p>
               </w:tc>
@@ -2461,7 +2647,7 @@
               </w:trPr>
               <w:tc>
                 <w:tcPr>
-                  <w:tcW w:w="4457" w:type="dxa"/>
+                  <w:tcW w:w="4390" w:type="dxa"/>
                   <w:gridSpan w:val="2"/>
                   <w:vMerge w:val="restart"/>
                 </w:tcPr>
@@ -2478,7 +2664,7 @@
               </w:tc>
               <w:tc>
                 <w:tcPr>
-                  <w:tcW w:w="3490" w:type="dxa"/>
+                  <w:tcW w:w="2672" w:type="dxa"/>
                   <w:gridSpan w:val="2"/>
                 </w:tcPr>
                 <w:p>
@@ -2505,7 +2691,7 @@
               </w:tc>
               <w:tc>
                 <w:tcPr>
-                  <w:tcW w:w="2331" w:type="dxa"/>
+                  <w:tcW w:w="2072" w:type="dxa"/>
                 </w:tcPr>
                 <w:p>
                   <w:pPr>
@@ -2537,7 +2723,7 @@
               </w:trPr>
               <w:tc>
                 <w:tcPr>
-                  <w:tcW w:w="4457" w:type="dxa"/>
+                  <w:tcW w:w="4390" w:type="dxa"/>
                   <w:gridSpan w:val="2"/>
                   <w:vMerge/>
                 </w:tcPr>
@@ -2554,7 +2740,7 @@
               </w:tc>
               <w:tc>
                 <w:tcPr>
-                  <w:tcW w:w="3490" w:type="dxa"/>
+                  <w:tcW w:w="2672" w:type="dxa"/>
                   <w:gridSpan w:val="2"/>
                 </w:tcPr>
                 <w:p>
@@ -2580,7 +2766,7 @@
               </w:tc>
               <w:tc>
                 <w:tcPr>
-                  <w:tcW w:w="2331" w:type="dxa"/>
+                  <w:tcW w:w="2072" w:type="dxa"/>
                 </w:tcPr>
                 <w:p>
                   <w:pPr>
@@ -2612,7 +2798,7 @@
               </w:trPr>
               <w:tc>
                 <w:tcPr>
-                  <w:tcW w:w="7947" w:type="dxa"/>
+                  <w:tcW w:w="7062" w:type="dxa"/>
                   <w:gridSpan w:val="4"/>
                 </w:tcPr>
                 <w:p>
@@ -2668,7 +2854,7 @@
               </w:tc>
               <w:tc>
                 <w:tcPr>
-                  <w:tcW w:w="2331" w:type="dxa"/>
+                  <w:tcW w:w="2072" w:type="dxa"/>
                 </w:tcPr>
                 <w:p>
                   <w:pPr>
@@ -2737,39 +2923,13 @@
                 <w:cs/>
               </w:rPr>
               <w:tab/>
-            </w:r>
-            <w:r>
-              <w:rPr>
-                <w:rFonts w:ascii="TH SarabunIT๙" w:hAnsi="TH SarabunIT๙" w:cs="TH SarabunIT๙"/>
-                <w:sz w:val="32"/>
-                <w:szCs w:val="32"/>
-                <w:cs/>
-              </w:rPr>
-              <w:t>ลงชื่อ</w:t>
-            </w:r>
-            <w:r>
-              <w:rPr>
-                <w:rFonts w:ascii="TH SarabunIT๙" w:hAnsi="TH SarabunIT๙" w:cs="TH SarabunIT๙"/>
-                <w:sz w:val="32"/>
-                <w:szCs w:val="32"/>
-                <w:cs/>
-              </w:rPr>
-              <w:t>..............................................</w:t>
-            </w:r>
-            <w:r>
-              <w:rPr>
-                <w:rFonts w:ascii="TH SarabunIT๙" w:hAnsi="TH SarabunIT๙" w:cs="TH SarabunIT๙"/>
-                <w:sz w:val="32"/>
-                <w:szCs w:val="32"/>
-                <w:cs/>
-              </w:rPr>
-              <w:t>เจ้าหน้าที่</w:t>
+              <w:t>ลงชื่อ..............................................เจ้าหน้าที่</w:t>
             </w:r>
           </w:p>
           <w:p>
             <w:pPr>
               <w:tabs>
-                <w:tab w:val="left" w:pos="4962"/>
+                <w:tab w:val="left" w:pos="5245"/>
               </w:tabs>
               <w:spacing w:after="0"/>
               <w:rPr>
@@ -2786,6 +2946,33 @@
                 <w:cs/>
               </w:rPr>
               <w:tab/>
+              <w:t>(</w:t>
+            </w:r>
+            <w:r>
+              <w:rPr>
+                <w:rFonts w:ascii="TH SarabunIT๙" w:eastAsia="Times New Roman" w:hAnsi="TH SarabunIT๙" w:cs="TH SarabunIT๙"/>
+                <w:sz w:val="32"/>
+                <w:szCs w:val="32"/>
+              </w:rPr>
+              <w:t>{{</w:t>
+            </w:r>
+            <w:proofErr w:type="spellStart"/>
+            <w:r>
+              <w:rPr>
+                <w:rFonts w:ascii="TH SarabunIT๙" w:eastAsia="Times New Roman" w:hAnsi="TH SarabunIT๙" w:cs="TH SarabunIT๙"/>
+                <w:sz w:val="32"/>
+                <w:szCs w:val="32"/>
+              </w:rPr>
+              <w:t>procurement_officer</w:t>
+            </w:r>
+            <w:proofErr w:type="spellEnd"/>
+            <w:r>
+              <w:rPr>
+                <w:rFonts w:ascii="TH SarabunIT๙" w:eastAsia="Times New Roman" w:hAnsi="TH SarabunIT๙" w:cs="TH SarabunIT๙"/>
+                <w:sz w:val="32"/>
+                <w:szCs w:val="32"/>
+              </w:rPr>
+              <w:t>}}</w:t>
             </w:r>
             <w:r>
               <w:rPr>
@@ -2794,55 +2981,8 @@
                 <w:szCs w:val="32"/>
                 <w:cs/>
               </w:rPr>
-              <w:t>(</w:t>
-            </w:r>
-            <w:r>
-              <w:rPr>
-                <w:rFonts w:ascii="TH SarabunIT๙" w:eastAsia="Times New Roman" w:hAnsi="TH SarabunIT๙" w:cs="TH SarabunIT๙"/>
-                <w:sz w:val="32"/>
-                <w:szCs w:val="32"/>
-              </w:rPr>
-              <w:t>{{procurement_officer}}</w:t>
-            </w:r>
-            <w:r>
-              <w:rPr>
-                <w:rFonts w:ascii="TH SarabunIT๙" w:hAnsi="TH SarabunIT๙" w:cs="TH SarabunIT๙"/>
-                <w:sz w:val="32"/>
-                <w:szCs w:val="32"/>
-                <w:cs/>
-              </w:rPr>
               <w:t>)</w:t>
             </w:r>
-          </w:p>
-          <w:p>
-            <w:pPr>
-              <w:spacing w:after="0" w:line="240" w:lineRule="auto"/>
-              <w:rPr>
-                <w:rFonts w:ascii="TH SarabunIT๙" w:eastAsia="Times New Roman" w:hAnsi="TH SarabunIT๙" w:cs="TH SarabunIT๙"/>
-                <w:sz w:val="32"/>
-                <w:szCs w:val="32"/>
-              </w:rPr>
-            </w:pPr>
-          </w:p>
-          <w:p>
-            <w:pPr>
-              <w:spacing w:after="0" w:line="240" w:lineRule="auto"/>
-              <w:rPr>
-                <w:rFonts w:ascii="TH SarabunIT๙" w:eastAsia="Times New Roman" w:hAnsi="TH SarabunIT๙" w:cs="TH SarabunIT๙"/>
-                <w:sz w:val="32"/>
-                <w:szCs w:val="32"/>
-              </w:rPr>
-            </w:pPr>
-          </w:p>
-          <w:p>
-            <w:pPr>
-              <w:spacing w:after="0" w:line="240" w:lineRule="auto"/>
-              <w:rPr>
-                <w:rFonts w:ascii="TH SarabunIT๙" w:eastAsia="Times New Roman" w:hAnsi="TH SarabunIT๙" w:cs="TH SarabunIT๙"/>
-                <w:sz w:val="32"/>
-                <w:szCs w:val="32"/>
-              </w:rPr>
-            </w:pPr>
           </w:p>
           <w:p>
             <w:pPr>
@@ -3098,7 +3238,7 @@
         </w:tc>
         <w:tc>
           <w:tcPr>
-            <w:tcW w:w="0" w:type="auto"/>
+            <w:tcW w:w="5" w:type="dxa"/>
             <w:shd w:val="clear" w:color="auto" w:fill="FFFFFF" w:themeFill="background1"/>
             <w:vAlign w:val="center"/>
           </w:tcPr>
@@ -3115,7 +3255,7 @@
         </w:tc>
         <w:tc>
           <w:tcPr>
-            <w:tcW w:w="0" w:type="auto"/>
+            <w:tcW w:w="5" w:type="dxa"/>
             <w:shd w:val="clear" w:color="auto" w:fill="FFFFFF" w:themeFill="background1"/>
             <w:vAlign w:val="center"/>
           </w:tcPr>
@@ -3132,7 +3272,7 @@
         </w:tc>
         <w:tc>
           <w:tcPr>
-            <w:tcW w:w="0" w:type="auto"/>
+            <w:tcW w:w="5" w:type="dxa"/>
             <w:shd w:val="clear" w:color="auto" w:fill="FFFFFF" w:themeFill="background1"/>
             <w:vAlign w:val="center"/>
           </w:tcPr>
@@ -3154,7 +3294,7 @@
         </w:trPr>
         <w:tc>
           <w:tcPr>
-            <w:tcW w:w="0" w:type="auto"/>
+            <w:tcW w:w="9215" w:type="dxa"/>
             <w:gridSpan w:val="4"/>
             <w:shd w:val="clear" w:color="auto" w:fill="FFFFFF" w:themeFill="background1"/>
             <w:vAlign w:val="center"/>
@@ -3181,8 +3321,9 @@
                 <w:sz w:val="32"/>
                 <w:szCs w:val="32"/>
               </w:rPr>
+              <w:lastRenderedPageBreak/>
               <w:drawing>
-                <wp:inline distT="0" distB="0" distL="0" distR="0" wp14:anchorId="6D0E004A" wp14:editId="4D2E0879">
+                <wp:inline distT="0" distB="0" distL="0" distR="0" wp14:anchorId="4EC0FB22" wp14:editId="5C6F2A8E">
                   <wp:extent cx="952500" cy="1038225"/>
                   <wp:effectExtent l="0" t="0" r="0" b="9525"/>
                   <wp:docPr id="2" name="รูปภาพ 2" descr="https://process3.gprocurement.go.th/EGPRestService/egpmaster/getImagesLogo?filelogo=krut100.gif"/>
@@ -3239,7 +3380,7 @@
         </w:trPr>
         <w:tc>
           <w:tcPr>
-            <w:tcW w:w="0" w:type="auto"/>
+            <w:tcW w:w="9215" w:type="dxa"/>
             <w:gridSpan w:val="4"/>
             <w:shd w:val="clear" w:color="auto" w:fill="FFFFFF" w:themeFill="background1"/>
             <w:vAlign w:val="center"/>
@@ -3266,7 +3407,6 @@
                 <w:szCs w:val="32"/>
                 <w:cs/>
               </w:rPr>
-              <w:lastRenderedPageBreak/>
               <w:t>คำสั่ง</w:t>
             </w:r>
             <w:r>
@@ -3298,7 +3438,29 @@
                 <w:sz w:val="32"/>
                 <w:szCs w:val="32"/>
               </w:rPr>
-              <w:t>{{school_name}}</w:t>
+              <w:t>{{</w:t>
+            </w:r>
+            <w:proofErr w:type="spellStart"/>
+            <w:r>
+              <w:rPr>
+                <w:rFonts w:ascii="TH SarabunIT๙" w:eastAsia="Times New Roman" w:hAnsi="TH SarabunIT๙" w:cs="TH SarabunIT๙"/>
+                <w:b/>
+                <w:bCs/>
+                <w:sz w:val="32"/>
+                <w:szCs w:val="32"/>
+              </w:rPr>
+              <w:t>school_name</w:t>
+            </w:r>
+            <w:proofErr w:type="spellEnd"/>
+            <w:r>
+              <w:rPr>
+                <w:rFonts w:ascii="TH SarabunIT๙" w:eastAsia="Times New Roman" w:hAnsi="TH SarabunIT๙" w:cs="TH SarabunIT๙"/>
+                <w:b/>
+                <w:bCs/>
+                <w:sz w:val="32"/>
+                <w:szCs w:val="32"/>
+              </w:rPr>
+              <w:t>}}</w:t>
             </w:r>
           </w:p>
         </w:tc>
@@ -3309,7 +3471,7 @@
         </w:trPr>
         <w:tc>
           <w:tcPr>
-            <w:tcW w:w="0" w:type="auto"/>
+            <w:tcW w:w="9215" w:type="dxa"/>
             <w:gridSpan w:val="4"/>
             <w:shd w:val="clear" w:color="auto" w:fill="FFFFFF" w:themeFill="background1"/>
             <w:vAlign w:val="center"/>
@@ -3357,7 +3519,31 @@
                 <w:sz w:val="32"/>
                 <w:szCs w:val="32"/>
               </w:rPr>
-              <w:t>{{order_number}}</w:t>
+              <w:t>{{</w:t>
+            </w:r>
+            <w:proofErr w:type="spellStart"/>
+            <w:r>
+              <w:rPr>
+                <w:rFonts w:ascii="TH SarabunIT๙" w:eastAsia="Times New Roman" w:hAnsi="TH SarabunIT๙" w:cs="TH SarabunIT๙"/>
+                <w:b/>
+                <w:bCs/>
+                <w:noProof/>
+                <w:sz w:val="32"/>
+                <w:szCs w:val="32"/>
+              </w:rPr>
+              <w:t>order_number</w:t>
+            </w:r>
+            <w:proofErr w:type="spellEnd"/>
+            <w:r>
+              <w:rPr>
+                <w:rFonts w:ascii="TH SarabunIT๙" w:eastAsia="Times New Roman" w:hAnsi="TH SarabunIT๙" w:cs="TH SarabunIT๙"/>
+                <w:b/>
+                <w:bCs/>
+                <w:noProof/>
+                <w:sz w:val="32"/>
+                <w:szCs w:val="32"/>
+              </w:rPr>
+              <w:t>}}</w:t>
             </w:r>
           </w:p>
         </w:tc>
@@ -3368,7 +3554,7 @@
         </w:trPr>
         <w:tc>
           <w:tcPr>
-            <w:tcW w:w="0" w:type="auto"/>
+            <w:tcW w:w="9215" w:type="dxa"/>
             <w:gridSpan w:val="4"/>
             <w:shd w:val="clear" w:color="auto" w:fill="FFFFFF" w:themeFill="background1"/>
             <w:vAlign w:val="center"/>
@@ -3417,16 +3603,6 @@
                 <w:cs/>
               </w:rPr>
               <w:t>แต่งตั้ง</w:t>
-            </w:r>
-            <w:r>
-              <w:rPr>
-                <w:rFonts w:ascii="TH SarabunIT๙" w:eastAsia="Times New Roman" w:hAnsi="TH SarabunIT๙" w:cs="TH SarabunIT๙"/>
-                <w:b/>
-                <w:bCs/>
-                <w:sz w:val="32"/>
-                <w:szCs w:val="32"/>
-              </w:rPr>
-              <w:t> </w:t>
             </w:r>
             <w:r>
               <w:rPr>
@@ -3481,7 +3657,7 @@
         </w:trPr>
         <w:tc>
           <w:tcPr>
-            <w:tcW w:w="0" w:type="auto"/>
+            <w:tcW w:w="9215" w:type="dxa"/>
             <w:gridSpan w:val="4"/>
             <w:shd w:val="clear" w:color="auto" w:fill="FFFFFF" w:themeFill="background1"/>
             <w:vAlign w:val="center"/>
@@ -3549,7 +3725,25 @@
                 <w:sz w:val="32"/>
                 <w:szCs w:val="32"/>
               </w:rPr>
-              <w:t>{{school_name}}</w:t>
+              <w:t>{{</w:t>
+            </w:r>
+            <w:proofErr w:type="spellStart"/>
+            <w:r>
+              <w:rPr>
+                <w:rFonts w:ascii="TH SarabunIT๙" w:eastAsia="Times New Roman" w:hAnsi="TH SarabunIT๙" w:cs="TH SarabunIT๙"/>
+                <w:sz w:val="32"/>
+                <w:szCs w:val="32"/>
+              </w:rPr>
+              <w:t>school_name</w:t>
+            </w:r>
+            <w:proofErr w:type="spellEnd"/>
+            <w:r>
+              <w:rPr>
+                <w:rFonts w:ascii="TH SarabunIT๙" w:eastAsia="Times New Roman" w:hAnsi="TH SarabunIT๙" w:cs="TH SarabunIT๙"/>
+                <w:sz w:val="32"/>
+                <w:szCs w:val="32"/>
+              </w:rPr>
+              <w:t>}}</w:t>
             </w:r>
             <w:r>
               <w:rPr>
@@ -3627,7 +3821,27 @@
                 <w:sz w:val="32"/>
                 <w:szCs w:val="32"/>
               </w:rPr>
-              <w:t>{{inspector_title_group}}</w:t>
+              <w:t>{{</w:t>
+            </w:r>
+            <w:proofErr w:type="spellStart"/>
+            <w:r>
+              <w:rPr>
+                <w:rFonts w:ascii="TH SarabunIT๙" w:eastAsia="Times New Roman" w:hAnsi="TH SarabunIT๙" w:cs="TH SarabunIT๙"/>
+                <w:noProof/>
+                <w:sz w:val="32"/>
+                <w:szCs w:val="32"/>
+              </w:rPr>
+              <w:t>inspector_title_group</w:t>
+            </w:r>
+            <w:proofErr w:type="spellEnd"/>
+            <w:r>
+              <w:rPr>
+                <w:rFonts w:ascii="TH SarabunIT๙" w:eastAsia="Times New Roman" w:hAnsi="TH SarabunIT๙" w:cs="TH SarabunIT๙"/>
+                <w:noProof/>
+                <w:sz w:val="32"/>
+                <w:szCs w:val="32"/>
+              </w:rPr>
+              <w:t>}}</w:t>
             </w:r>
             <w:r>
               <w:rPr>
@@ -3665,7 +3879,7 @@
         </w:trPr>
         <w:tc>
           <w:tcPr>
-            <w:tcW w:w="0" w:type="auto"/>
+            <w:tcW w:w="9200" w:type="dxa"/>
             <w:shd w:val="clear" w:color="auto" w:fill="FFFFFF" w:themeFill="background1"/>
             <w:vAlign w:val="center"/>
             <w:hideMark/>
@@ -3674,6 +3888,7 @@
             <w:tblPr>
               <w:tblW w:w="5000" w:type="pct"/>
               <w:jc w:val="center"/>
+              <w:tblLayout w:type="fixed"/>
               <w:tblCellMar>
                 <w:left w:w="0" w:type="dxa"/>
                 <w:right w:w="0" w:type="dxa"/>
@@ -3681,9 +3896,9 @@
               <w:tblLook w:val="04A0" w:firstRow="1" w:lastRow="0" w:firstColumn="1" w:lastColumn="0" w:noHBand="0" w:noVBand="1"/>
             </w:tblPr>
             <w:tblGrid>
-              <w:gridCol w:w="1237"/>
-              <w:gridCol w:w="4947"/>
-              <w:gridCol w:w="4122"/>
+              <w:gridCol w:w="1097"/>
+              <w:gridCol w:w="4387"/>
+              <w:gridCol w:w="3656"/>
             </w:tblGrid>
             <w:tr>
               <w:trPr>
@@ -4035,16 +4250,7 @@
                       <w:szCs w:val="32"/>
                       <w:cs/>
                     </w:rPr>
-                    <w:t>๒</w:t>
-                  </w:r>
-                  <w:r>
-                    <w:rPr>
-                      <w:rFonts w:ascii="TH SarabunIT๙" w:eastAsia="Times New Roman" w:hAnsi="TH SarabunIT๙" w:cs="TH SarabunIT๙"/>
-                      <w:sz w:val="32"/>
-                      <w:szCs w:val="32"/>
-                      <w:cs/>
-                    </w:rPr>
-                    <w:t xml:space="preserve">. </w:t>
+                    <w:t xml:space="preserve">๒. </w:t>
                   </w:r>
                   <w:r>
                     <w:rPr>
@@ -4544,7 +4750,7 @@
         </w:tc>
         <w:tc>
           <w:tcPr>
-            <w:tcW w:w="0" w:type="auto"/>
+            <w:tcW w:w="5" w:type="dxa"/>
             <w:shd w:val="clear" w:color="auto" w:fill="FFFFFF" w:themeFill="background1"/>
             <w:vAlign w:val="center"/>
             <w:hideMark/>
@@ -4562,7 +4768,7 @@
         </w:tc>
         <w:tc>
           <w:tcPr>
-            <w:tcW w:w="0" w:type="auto"/>
+            <w:tcW w:w="10" w:type="dxa"/>
             <w:gridSpan w:val="2"/>
             <w:shd w:val="clear" w:color="auto" w:fill="FFFFFF" w:themeFill="background1"/>
             <w:vAlign w:val="center"/>
@@ -4586,7 +4792,7 @@
         </w:trPr>
         <w:tc>
           <w:tcPr>
-            <w:tcW w:w="0" w:type="auto"/>
+            <w:tcW w:w="9215" w:type="dxa"/>
             <w:gridSpan w:val="4"/>
             <w:shd w:val="clear" w:color="auto" w:fill="FFFFFF" w:themeFill="background1"/>
             <w:vAlign w:val="center"/>
@@ -4610,7 +4816,7 @@
         </w:trPr>
         <w:tc>
           <w:tcPr>
-            <w:tcW w:w="0" w:type="auto"/>
+            <w:tcW w:w="9215" w:type="dxa"/>
             <w:gridSpan w:val="4"/>
             <w:shd w:val="clear" w:color="auto" w:fill="FFFFFF" w:themeFill="background1"/>
             <w:vAlign w:val="center"/>
@@ -4621,7 +4827,7 @@
               <w:tabs>
                 <w:tab w:val="left" w:pos="4820"/>
               </w:tabs>
-              <w:spacing w:after="0" w:line="240" w:lineRule="auto"/>
+              <w:spacing w:before="240" w:after="0" w:line="240" w:lineRule="auto"/>
               <w:rPr>
                 <w:rFonts w:ascii="TH SarabunIT๙" w:eastAsia="Times New Roman" w:hAnsi="TH SarabunIT๙" w:cs="TH SarabunIT๙"/>
                 <w:sz w:val="32"/>
@@ -4636,14 +4842,6 @@
                 <w:cs/>
               </w:rPr>
               <w:tab/>
-            </w:r>
-            <w:r>
-              <w:rPr>
-                <w:rFonts w:ascii="TH SarabunIT๙" w:eastAsia="Times New Roman" w:hAnsi="TH SarabunIT๙" w:cs="TH SarabunIT๙"/>
-                <w:sz w:val="32"/>
-                <w:szCs w:val="32"/>
-                <w:cs/>
-              </w:rPr>
               <w:t>สั่ง ณ วันที่</w:t>
             </w:r>
             <w:r>
@@ -4673,7 +4871,7 @@
         </w:trPr>
         <w:tc>
           <w:tcPr>
-            <w:tcW w:w="0" w:type="auto"/>
+            <w:tcW w:w="9215" w:type="dxa"/>
             <w:gridSpan w:val="4"/>
             <w:shd w:val="clear" w:color="auto" w:fill="FFFFFF" w:themeFill="background1"/>
             <w:vAlign w:val="center"/>
@@ -4691,6 +4889,7 @@
               <w:tblpPr w:leftFromText="180" w:rightFromText="180" w:vertAnchor="text" w:horzAnchor="page" w:tblpX="4141" w:tblpY="343"/>
               <w:tblOverlap w:val="never"/>
               <w:tblW w:w="4200" w:type="dxa"/>
+              <w:tblLayout w:type="fixed"/>
               <w:tblCellMar>
                 <w:left w:w="0" w:type="dxa"/>
                 <w:right w:w="0" w:type="dxa"/>
@@ -4703,7 +4902,7 @@
             <w:tr>
               <w:tc>
                 <w:tcPr>
-                  <w:tcW w:w="0" w:type="auto"/>
+                  <w:tcW w:w="4200" w:type="dxa"/>
                   <w:tcBorders>
                     <w:top w:val="nil"/>
                     <w:left w:val="nil"/>
@@ -4730,15 +4929,7 @@
                       <w:szCs w:val="32"/>
                       <w:cs/>
                     </w:rPr>
-                    <w:t>ลงชื่อ</w:t>
-                  </w:r>
-                  <w:r>
-                    <w:rPr>
-                      <w:rFonts w:ascii="TH SarabunIT๙" w:hAnsi="TH SarabunIT๙" w:cs="TH SarabunIT๙"/>
-                      <w:szCs w:val="32"/>
-                      <w:cs/>
-                    </w:rPr>
-                    <w:t>..............................................</w:t>
+                    <w:t>ลงชื่อ..............................................</w:t>
                   </w:r>
                 </w:p>
               </w:tc>
@@ -4746,7 +4937,7 @@
             <w:tr>
               <w:tc>
                 <w:tcPr>
-                  <w:tcW w:w="0" w:type="auto"/>
+                  <w:tcW w:w="4200" w:type="dxa"/>
                   <w:tcBorders>
                     <w:top w:val="nil"/>
                     <w:left w:val="nil"/>
@@ -4771,6 +4962,14 @@
                       <w:rFonts w:ascii="TH SarabunIT๙" w:hAnsi="TH SarabunIT๙" w:cs="TH SarabunIT๙"/>
                       <w:sz w:val="32"/>
                       <w:szCs w:val="32"/>
+                    </w:rPr>
+                    <w:t xml:space="preserve">   </w:t>
+                  </w:r>
+                  <w:r>
+                    <w:rPr>
+                      <w:rFonts w:ascii="TH SarabunIT๙" w:hAnsi="TH SarabunIT๙" w:cs="TH SarabunIT๙"/>
+                      <w:sz w:val="32"/>
+                      <w:szCs w:val="32"/>
                       <w:cs/>
                     </w:rPr>
                     <w:t>(</w:t>
@@ -4781,7 +4980,25 @@
                       <w:sz w:val="32"/>
                       <w:szCs w:val="32"/>
                     </w:rPr>
-                    <w:t>{{director_name}}</w:t>
+                    <w:t>{{</w:t>
+                  </w:r>
+                  <w:proofErr w:type="spellStart"/>
+                  <w:r>
+                    <w:rPr>
+                      <w:rFonts w:ascii="TH SarabunIT๙" w:hAnsi="TH SarabunIT๙" w:cs="TH SarabunIT๙"/>
+                      <w:sz w:val="32"/>
+                      <w:szCs w:val="32"/>
+                    </w:rPr>
+                    <w:t>director_name</w:t>
+                  </w:r>
+                  <w:proofErr w:type="spellEnd"/>
+                  <w:r>
+                    <w:rPr>
+                      <w:rFonts w:ascii="TH SarabunIT๙" w:hAnsi="TH SarabunIT๙" w:cs="TH SarabunIT๙"/>
+                      <w:sz w:val="32"/>
+                      <w:szCs w:val="32"/>
+                    </w:rPr>
+                    <w:t>}}</w:t>
                   </w:r>
                   <w:r>
                     <w:rPr>
@@ -4798,7 +5015,7 @@
             <w:tr>
               <w:tc>
                 <w:tcPr>
-                  <w:tcW w:w="0" w:type="auto"/>
+                  <w:tcW w:w="4200" w:type="dxa"/>
                   <w:tcBorders>
                     <w:top w:val="nil"/>
                     <w:left w:val="nil"/>
@@ -4825,6 +5042,15 @@
                       <w:sz w:val="32"/>
                       <w:szCs w:val="32"/>
                       <w:bdr w:val="none" w:sz="0" w:space="0" w:color="auto" w:frame="1"/>
+                    </w:rPr>
+                    <w:t xml:space="preserve">    </w:t>
+                  </w:r>
+                  <w:r>
+                    <w:rPr>
+                      <w:rFonts w:ascii="TH SarabunIT๙" w:eastAsia="Times New Roman" w:hAnsi="TH SarabunIT๙" w:cs="TH SarabunIT๙"/>
+                      <w:sz w:val="32"/>
+                      <w:szCs w:val="32"/>
+                      <w:bdr w:val="none" w:sz="0" w:space="0" w:color="auto" w:frame="1"/>
                       <w:cs/>
                     </w:rPr>
                     <w:t>ผู้อำนวยการโรงเรียน</w:t>
@@ -4836,7 +5062,27 @@
                       <w:szCs w:val="32"/>
                       <w:bdr w:val="none" w:sz="0" w:space="0" w:color="auto" w:frame="1"/>
                     </w:rPr>
-                    <w:t>{{school_name}}</w:t>
+                    <w:t>{{</w:t>
+                  </w:r>
+                  <w:proofErr w:type="spellStart"/>
+                  <w:r>
+                    <w:rPr>
+                      <w:rFonts w:ascii="TH SarabunIT๙" w:eastAsia="Times New Roman" w:hAnsi="TH SarabunIT๙" w:cs="TH SarabunIT๙"/>
+                      <w:sz w:val="32"/>
+                      <w:szCs w:val="32"/>
+                      <w:bdr w:val="none" w:sz="0" w:space="0" w:color="auto" w:frame="1"/>
+                    </w:rPr>
+                    <w:t>school_name</w:t>
+                  </w:r>
+                  <w:proofErr w:type="spellEnd"/>
+                  <w:r>
+                    <w:rPr>
+                      <w:rFonts w:ascii="TH SarabunIT๙" w:eastAsia="Times New Roman" w:hAnsi="TH SarabunIT๙" w:cs="TH SarabunIT๙"/>
+                      <w:sz w:val="32"/>
+                      <w:szCs w:val="32"/>
+                      <w:bdr w:val="none" w:sz="0" w:space="0" w:color="auto" w:frame="1"/>
+                    </w:rPr>
+                    <w:t>}}</w:t>
                   </w:r>
                 </w:p>
               </w:tc>
@@ -4844,7 +5090,7 @@
             <w:tr>
               <w:tc>
                 <w:tcPr>
-                  <w:tcW w:w="0" w:type="auto"/>
+                  <w:tcW w:w="4200" w:type="dxa"/>
                   <w:tcBorders>
                     <w:top w:val="nil"/>
                     <w:left w:val="nil"/>
@@ -4878,7 +5124,7 @@
             <w:tr>
               <w:tc>
                 <w:tcPr>
-                  <w:tcW w:w="0" w:type="auto"/>
+                  <w:tcW w:w="4200" w:type="dxa"/>
                   <w:tcBorders>
                     <w:top w:val="nil"/>
                     <w:left w:val="nil"/>
@@ -4935,10 +5181,16 @@
         </w:tc>
       </w:tr>
     </w:tbl>
-    <w:p/>
+    <w:p>
+      <w:pPr>
+        <w:rPr>
+          <w:rFonts w:ascii="TH SarabunIT๙" w:hAnsi="TH SarabunIT๙" w:cs="TH SarabunIT๙"/>
+        </w:rPr>
+      </w:pPr>
+    </w:p>
     <w:sectPr>
       <w:pgSz w:w="11906" w:h="16838"/>
-      <w:pgMar w:top="810" w:right="1133" w:bottom="426" w:left="1440" w:header="708" w:footer="708" w:gutter="0"/>
+      <w:pgMar w:top="1134" w:right="1134" w:bottom="397" w:left="1418" w:header="708" w:footer="708" w:gutter="0"/>
       <w:cols w:space="708"/>
       <w:docGrid w:linePitch="360"/>
     </w:sectPr>
@@ -6477,6 +6729,7 @@
   <w:style w:type="character" w:default="1" w:styleId="a0">
     <w:name w:val="Default Paragraph Font"/>
     <w:uiPriority w:val="1"/>
+    <w:semiHidden/>
     <w:unhideWhenUsed/>
   </w:style>
   <w:style w:type="table" w:default="1" w:styleId="a1">
